--- a/实战项目/图像识别/Kaggle狗品种识别项目报告.docx
+++ b/实战项目/图像识别/Kaggle狗品种识别项目报告.docx
@@ -8,9 +8,8 @@
       </w:pPr>
       <w:r>
         <w:rPr>
-          <w:rFonts w:ascii="Times New Roman" w:hAnsi="Times New Roman" w:eastAsia="黑体"/>
+          <w:rFonts w:ascii="宋体" w:hAnsi="宋体" w:eastAsia="宋体"/>
           <w:b/>
-          <w:color w:val="1F497D"/>
           <w:sz w:val="44"/>
         </w:rPr>
         <w:t>Kaggle狗品种识别</w:t>
@@ -22,10 +21,10 @@
       </w:pPr>
       <w:r>
         <w:rPr>
-          <w:rFonts w:ascii="Times New Roman" w:hAnsi="Times New Roman" w:eastAsia="宋体"/>
+          <w:rFonts w:ascii="宋体" w:hAnsi="宋体" w:eastAsia="宋体"/>
           <w:sz w:val="26"/>
         </w:rPr>
-        <w:t>基于ResNet-50的迁移学习与注意力、多尺度、反馈机制对比实验</w:t>
+        <w:t>用ResNet-50做迁移学习，对比注意力、多尺度和反馈机制的实验</w:t>
       </w:r>
     </w:p>
     <w:p>
@@ -34,8 +33,7 @@
       </w:pPr>
       <w:r>
         <w:rPr>
-          <w:rFonts w:ascii="Times New Roman" w:hAnsi="Times New Roman" w:eastAsia="宋体"/>
-          <w:color w:val="666666"/>
+          <w:rFonts w:ascii="宋体" w:hAnsi="宋体" w:eastAsia="宋体"/>
           <w:sz w:val="20"/>
         </w:rPr>
         <w:t>华南师范大学 光电信息科学与工程 | 考研中山大学 网络信息与安全专硕</w:t>
@@ -48,74 +46,74 @@
       </w:pPr>
       <w:r>
         <w:rPr>
-          <w:rFonts w:ascii="Times New Roman" w:hAnsi="Times New Roman" w:eastAsia="黑体"/>
-          <w:b/>
-          <w:color w:val="1F497D"/>
-          <w:sz w:val="28"/>
+          <w:rFonts w:ascii="宋体" w:hAnsi="宋体" w:eastAsia="宋体"/>
         </w:rPr>
         <w:t>一、任务简介</w:t>
       </w:r>
     </w:p>
     <w:p>
       <w:pPr>
-        <w:ind w:firstLine="440"/>
+        <w:spacing w:line="360" w:lineRule="auto"/>
       </w:pPr>
       <w:r>
         <w:rPr>
-          <w:rFonts w:ascii="Times New Roman" w:hAnsi="Times New Roman" w:eastAsia="宋体"/>
+          <w:rFonts w:ascii="宋体" w:hAnsi="宋体" w:eastAsia="宋体"/>
           <w:b w:val="0"/>
           <w:sz w:val="22"/>
         </w:rPr>
-        <w:t>本项目基于Kaggle竞赛Dog Breed Identification，任务是对120种犬种进行细粒度图像分类。给定一张狗的图片，模型需要输出它属于120个品种中每一种的概率。</w:t>
+        <w:t>这个项目来自Kaggle上的Dog Breed Identification竞赛，要做的事情是对120种犬种进行细粒度的图像分类，给一张狗的照片，模型需要算出它属于每个品种的概率分别是多少。</w:t>
       </w:r>
     </w:p>
     <w:p>
       <w:pPr>
-        <w:ind w:firstLine="440"/>
+        <w:spacing w:line="360" w:lineRule="auto"/>
       </w:pPr>
       <w:r>
         <w:rPr>
-          <w:rFonts w:ascii="Times New Roman" w:hAnsi="Times New Roman" w:eastAsia="宋体"/>
+          <w:rFonts w:ascii="宋体" w:hAnsi="宋体" w:eastAsia="宋体"/>
           <w:b w:val="0"/>
           <w:sz w:val="22"/>
         </w:rPr>
-        <w:t>该任务属于细粒度图像分类（Fine-Grained Visual Categorization），与普通图像分类相比有以下难点：</w:t>
+        <w:t>这个任务属于细粒度的图像分类，和普通的分类任务比起来，难点主要有以下几个：</w:t>
       </w:r>
     </w:p>
     <w:p>
       <w:pPr>
         <w:pStyle w:val="ListBullet"/>
+        <w:spacing w:line="360" w:lineRule="auto"/>
       </w:pPr>
       <w:r>
         <w:rPr>
-          <w:rFonts w:ascii="Times New Roman" w:hAnsi="Times New Roman" w:eastAsia="宋体"/>
+          <w:rFonts w:ascii="宋体" w:hAnsi="宋体" w:eastAsia="宋体"/>
           <w:sz w:val="22"/>
         </w:rPr>
-        <w:t>类间方差小：不同犬种之间外观高度相似，例如哈士奇与阿拉斯加、萨摩耶与日本银狐，区分依赖耳朵形状、口鼻比例等细微特征。</w:t>
+        <w:t>不同品种之间差异很小，哈士奇和阿拉斯加、萨摩耶和日本银狐长得很像，要区分它们得靠耳朵形状、口鼻比例这些细小的特征。</w:t>
       </w:r>
     </w:p>
     <w:p>
       <w:pPr>
         <w:pStyle w:val="ListBullet"/>
+        <w:spacing w:line="360" w:lineRule="auto"/>
       </w:pPr>
       <w:r>
         <w:rPr>
-          <w:rFonts w:ascii="Times New Roman" w:hAnsi="Times New Roman" w:eastAsia="宋体"/>
+          <w:rFonts w:ascii="宋体" w:hAnsi="宋体" w:eastAsia="宋体"/>
           <w:sz w:val="22"/>
         </w:rPr>
-        <w:t>类内方差大：同一犬种在毛色、姿态、角度、光照、背景等方面差异很大。</w:t>
+        <w:t>同一个品种内部差异又很大，毛色、姿势、拍摄角度、光线和背景都不一样。</w:t>
       </w:r>
     </w:p>
     <w:p>
       <w:pPr>
         <w:pStyle w:val="ListBullet"/>
+        <w:spacing w:line="360" w:lineRule="auto"/>
       </w:pPr>
       <w:r>
         <w:rPr>
-          <w:rFonts w:ascii="Times New Roman" w:hAnsi="Times New Roman" w:eastAsia="宋体"/>
+          <w:rFonts w:ascii="宋体" w:hAnsi="宋体" w:eastAsia="宋体"/>
           <w:sz w:val="22"/>
         </w:rPr>
-        <w:t>数据量小：训练集仅10222张，平均每类约85张，从头训练深度网络不可行，必须使用ImageNet预训练权重做迁移学习。</w:t>
+        <w:t>数据量比较小，训练集只有10222张，平均每个品种大概85张，从头训练深度网络不现实，只能用ImageNet上预训练好的权重来做迁移学习。</w:t>
       </w:r>
     </w:p>
     <w:p>
@@ -124,32 +122,28 @@
       </w:pPr>
       <w:r>
         <w:rPr>
-          <w:rFonts w:ascii="Times New Roman" w:hAnsi="Times New Roman" w:eastAsia="黑体"/>
-          <w:b/>
-          <w:color w:val="1F497D"/>
-          <w:sz w:val="28"/>
+          <w:rFonts w:ascii="宋体" w:hAnsi="宋体" w:eastAsia="宋体"/>
         </w:rPr>
         <w:t>二、数据分析</w:t>
       </w:r>
     </w:p>
     <w:p>
       <w:pPr>
-        <w:ind w:firstLine="440"/>
+        <w:spacing w:line="360" w:lineRule="auto"/>
       </w:pPr>
       <w:r>
         <w:rPr>
-          <w:rFonts w:ascii="Times New Roman" w:hAnsi="Times New Roman" w:eastAsia="宋体"/>
+          <w:rFonts w:ascii="宋体" w:hAnsi="宋体" w:eastAsia="宋体"/>
           <w:b w:val="0"/>
           <w:sz w:val="22"/>
         </w:rPr>
-        <w:t>数据集统计信息如下：</w:t>
+        <w:t>数据集的基本统计信息如下：</w:t>
       </w:r>
     </w:p>
     <w:tbl>
       <w:tblPr>
         <w:tblStyle w:val="LightGrid-Accent1"/>
         <w:tblW w:type="auto" w:w="0"/>
-        <w:jc w:val="center"/>
         <w:tblLook w:firstColumn="1" w:firstRow="1" w:lastColumn="0" w:lastRow="0" w:noHBand="0" w:noVBand="1" w:val="04A0"/>
       </w:tblPr>
       <w:tblGrid>
@@ -159,16 +153,12 @@
       <w:tr>
         <w:tc>
           <w:tcPr>
-            <w:tcW w:type="dxa" w:w="2835"/>
+            <w:tcW w:type="dxa" w:w="4320"/>
           </w:tcPr>
           <w:p>
-            <w:pPr>
-              <w:jc w:val="center"/>
-            </w:pPr>
-            <w:r/>
             <w:r>
               <w:rPr>
-                <w:rFonts w:ascii="Times New Roman" w:hAnsi="Times New Roman" w:eastAsia="黑体"/>
+                <w:rFonts w:ascii="宋体" w:hAnsi="宋体" w:eastAsia="宋体"/>
                 <w:b/>
                 <w:sz w:val="20"/>
               </w:rPr>
@@ -178,16 +168,12 @@
         </w:tc>
         <w:tc>
           <w:tcPr>
-            <w:tcW w:type="dxa" w:w="2835"/>
+            <w:tcW w:type="dxa" w:w="4320"/>
           </w:tcPr>
           <w:p>
-            <w:pPr>
-              <w:jc w:val="center"/>
-            </w:pPr>
-            <w:r/>
             <w:r>
               <w:rPr>
-                <w:rFonts w:ascii="Times New Roman" w:hAnsi="Times New Roman" w:eastAsia="黑体"/>
+                <w:rFonts w:ascii="宋体" w:hAnsi="宋体" w:eastAsia="宋体"/>
                 <w:b/>
                 <w:sz w:val="20"/>
               </w:rPr>
@@ -199,16 +185,12 @@
       <w:tr>
         <w:tc>
           <w:tcPr>
-            <w:tcW w:type="dxa" w:w="2835"/>
+            <w:tcW w:type="dxa" w:w="4320"/>
           </w:tcPr>
           <w:p>
-            <w:pPr>
-              <w:jc w:val="center"/>
-            </w:pPr>
-            <w:r/>
             <w:r>
               <w:rPr>
-                <w:rFonts w:ascii="Times New Roman" w:hAnsi="Times New Roman" w:eastAsia="宋体"/>
+                <w:rFonts w:ascii="宋体" w:hAnsi="宋体" w:eastAsia="宋体"/>
                 <w:sz w:val="20"/>
               </w:rPr>
               <w:t>训练集图片数</w:t>
@@ -217,16 +199,12 @@
         </w:tc>
         <w:tc>
           <w:tcPr>
-            <w:tcW w:type="dxa" w:w="2835"/>
+            <w:tcW w:type="dxa" w:w="4320"/>
           </w:tcPr>
           <w:p>
-            <w:pPr>
-              <w:jc w:val="center"/>
-            </w:pPr>
-            <w:r/>
             <w:r>
               <w:rPr>
-                <w:rFonts w:ascii="Times New Roman" w:hAnsi="Times New Roman" w:eastAsia="宋体"/>
+                <w:rFonts w:ascii="宋体" w:hAnsi="宋体" w:eastAsia="宋体"/>
                 <w:sz w:val="20"/>
               </w:rPr>
               <w:t>10,222</w:t>
@@ -237,16 +215,12 @@
       <w:tr>
         <w:tc>
           <w:tcPr>
-            <w:tcW w:type="dxa" w:w="2835"/>
+            <w:tcW w:type="dxa" w:w="4320"/>
           </w:tcPr>
           <w:p>
-            <w:pPr>
-              <w:jc w:val="center"/>
-            </w:pPr>
-            <w:r/>
             <w:r>
               <w:rPr>
-                <w:rFonts w:ascii="Times New Roman" w:hAnsi="Times New Roman" w:eastAsia="宋体"/>
+                <w:rFonts w:ascii="宋体" w:hAnsi="宋体" w:eastAsia="宋体"/>
                 <w:sz w:val="20"/>
               </w:rPr>
               <w:t>测试集图片数</w:t>
@@ -255,16 +229,12 @@
         </w:tc>
         <w:tc>
           <w:tcPr>
-            <w:tcW w:type="dxa" w:w="2835"/>
+            <w:tcW w:type="dxa" w:w="4320"/>
           </w:tcPr>
           <w:p>
-            <w:pPr>
-              <w:jc w:val="center"/>
-            </w:pPr>
-            <w:r/>
             <w:r>
               <w:rPr>
-                <w:rFonts w:ascii="Times New Roman" w:hAnsi="Times New Roman" w:eastAsia="宋体"/>
+                <w:rFonts w:ascii="宋体" w:hAnsi="宋体" w:eastAsia="宋体"/>
                 <w:sz w:val="20"/>
               </w:rPr>
               <w:t>10,357</w:t>
@@ -275,16 +245,12 @@
       <w:tr>
         <w:tc>
           <w:tcPr>
-            <w:tcW w:type="dxa" w:w="2835"/>
+            <w:tcW w:type="dxa" w:w="4320"/>
           </w:tcPr>
           <w:p>
-            <w:pPr>
-              <w:jc w:val="center"/>
-            </w:pPr>
-            <w:r/>
             <w:r>
               <w:rPr>
-                <w:rFonts w:ascii="Times New Roman" w:hAnsi="Times New Roman" w:eastAsia="宋体"/>
+                <w:rFonts w:ascii="宋体" w:hAnsi="宋体" w:eastAsia="宋体"/>
                 <w:sz w:val="20"/>
               </w:rPr>
               <w:t>类别数</w:t>
@@ -293,16 +259,12 @@
         </w:tc>
         <w:tc>
           <w:tcPr>
-            <w:tcW w:type="dxa" w:w="2835"/>
+            <w:tcW w:type="dxa" w:w="4320"/>
           </w:tcPr>
           <w:p>
-            <w:pPr>
-              <w:jc w:val="center"/>
-            </w:pPr>
-            <w:r/>
             <w:r>
               <w:rPr>
-                <w:rFonts w:ascii="Times New Roman" w:hAnsi="Times New Roman" w:eastAsia="宋体"/>
+                <w:rFonts w:ascii="宋体" w:hAnsi="宋体" w:eastAsia="宋体"/>
                 <w:sz w:val="20"/>
               </w:rPr>
               <w:t>120</w:t>
@@ -313,16 +275,12 @@
       <w:tr>
         <w:tc>
           <w:tcPr>
-            <w:tcW w:type="dxa" w:w="2835"/>
+            <w:tcW w:type="dxa" w:w="4320"/>
           </w:tcPr>
           <w:p>
-            <w:pPr>
-              <w:jc w:val="center"/>
-            </w:pPr>
-            <w:r/>
             <w:r>
               <w:rPr>
-                <w:rFonts w:ascii="Times New Roman" w:hAnsi="Times New Roman" w:eastAsia="宋体"/>
+                <w:rFonts w:ascii="宋体" w:hAnsi="宋体" w:eastAsia="宋体"/>
                 <w:sz w:val="20"/>
               </w:rPr>
               <w:t>每类平均图片数</w:t>
@@ -331,16 +289,12 @@
         </w:tc>
         <w:tc>
           <w:tcPr>
-            <w:tcW w:type="dxa" w:w="2835"/>
+            <w:tcW w:type="dxa" w:w="4320"/>
           </w:tcPr>
           <w:p>
-            <w:pPr>
-              <w:jc w:val="center"/>
-            </w:pPr>
-            <w:r/>
             <w:r>
               <w:rPr>
-                <w:rFonts w:ascii="Times New Roman" w:hAnsi="Times New Roman" w:eastAsia="宋体"/>
+                <w:rFonts w:ascii="宋体" w:hAnsi="宋体" w:eastAsia="宋体"/>
                 <w:sz w:val="20"/>
               </w:rPr>
               <w:t>85.2</w:t>
@@ -351,16 +305,12 @@
       <w:tr>
         <w:tc>
           <w:tcPr>
-            <w:tcW w:type="dxa" w:w="2835"/>
+            <w:tcW w:type="dxa" w:w="4320"/>
           </w:tcPr>
           <w:p>
-            <w:pPr>
-              <w:jc w:val="center"/>
-            </w:pPr>
-            <w:r/>
             <w:r>
               <w:rPr>
-                <w:rFonts w:ascii="Times New Roman" w:hAnsi="Times New Roman" w:eastAsia="宋体"/>
+                <w:rFonts w:ascii="宋体" w:hAnsi="宋体" w:eastAsia="宋体"/>
                 <w:sz w:val="20"/>
               </w:rPr>
               <w:t>每类最多/最少</w:t>
@@ -369,16 +319,12 @@
         </w:tc>
         <w:tc>
           <w:tcPr>
-            <w:tcW w:type="dxa" w:w="2835"/>
+            <w:tcW w:type="dxa" w:w="4320"/>
           </w:tcPr>
           <w:p>
-            <w:pPr>
-              <w:jc w:val="center"/>
-            </w:pPr>
-            <w:r/>
             <w:r>
               <w:rPr>
-                <w:rFonts w:ascii="Times New Roman" w:hAnsi="Times New Roman" w:eastAsia="宋体"/>
+                <w:rFonts w:ascii="宋体" w:hAnsi="宋体" w:eastAsia="宋体"/>
                 <w:sz w:val="20"/>
               </w:rPr>
               <w:t>126 / 66</w:t>
@@ -389,16 +335,12 @@
       <w:tr>
         <w:tc>
           <w:tcPr>
-            <w:tcW w:type="dxa" w:w="2835"/>
+            <w:tcW w:type="dxa" w:w="4320"/>
           </w:tcPr>
           <w:p>
-            <w:pPr>
-              <w:jc w:val="center"/>
-            </w:pPr>
-            <w:r/>
             <w:r>
               <w:rPr>
-                <w:rFonts w:ascii="Times New Roman" w:hAnsi="Times New Roman" w:eastAsia="宋体"/>
+                <w:rFonts w:ascii="宋体" w:hAnsi="宋体" w:eastAsia="宋体"/>
                 <w:sz w:val="20"/>
               </w:rPr>
               <w:t>图片格式</w:t>
@@ -407,16 +349,12 @@
         </w:tc>
         <w:tc>
           <w:tcPr>
-            <w:tcW w:type="dxa" w:w="2835"/>
+            <w:tcW w:type="dxa" w:w="4320"/>
           </w:tcPr>
           <w:p>
-            <w:pPr>
-              <w:jc w:val="center"/>
-            </w:pPr>
-            <w:r/>
             <w:r>
               <w:rPr>
-                <w:rFonts w:ascii="Times New Roman" w:hAnsi="Times New Roman" w:eastAsia="宋体"/>
+                <w:rFonts w:ascii="宋体" w:hAnsi="宋体" w:eastAsia="宋体"/>
                 <w:sz w:val="20"/>
               </w:rPr>
               <w:t>JPEG</w:t>
@@ -428,15 +366,15 @@
     <w:p/>
     <w:p>
       <w:pPr>
-        <w:ind w:firstLine="440"/>
+        <w:spacing w:line="360" w:lineRule="auto"/>
       </w:pPr>
       <w:r>
         <w:rPr>
-          <w:rFonts w:ascii="Times New Roman" w:hAnsi="Times New Roman" w:eastAsia="宋体"/>
+          <w:rFonts w:ascii="宋体" w:hAnsi="宋体" w:eastAsia="宋体"/>
           <w:b w:val="0"/>
           <w:sz w:val="22"/>
         </w:rPr>
-        <w:t>类别分布如下图所示。最多的苏格兰猎鹿犬有126张，最少的布里犬和爱斯基摩犬仅66张，存在一定程度的类别不均衡，但比例在2:1以内，不需要特殊处理（如过采样或focal loss），使用stratify分层抽样即可保证训练集和验证集中各类别比例一致。</w:t>
+        <w:t>类别分布的情况画在下面的图里，数量最多的苏格兰猎鹿犬有126张，最少的布里犬和爱斯基摩犬只有66张，类别不均衡是有一点，但比例在2:1以内，不需要做过采样或者用focal loss来处理，划分数据的时候用stratify分层抽样，就能保证训练集和验证集里每个品种的比例一致。</w:t>
       </w:r>
     </w:p>
     <w:p>
@@ -446,7 +384,7 @@
       <w:r>
         <w:drawing>
           <wp:inline xmlns:a="http://schemas.openxmlformats.org/drawingml/2006/main" xmlns:pic="http://schemas.openxmlformats.org/drawingml/2006/picture">
-            <wp:extent cx="5486400" cy="1567543"/>
+            <wp:extent cx="5029200" cy="1436914"/>
             <wp:docPr id="1" name="Picture 1"/>
             <wp:cNvGraphicFramePr>
               <a:graphicFrameLocks noChangeAspect="1"/>
@@ -455,7 +393,7 @@
               <a:graphicData uri="http://schemas.openxmlformats.org/drawingml/2006/picture">
                 <pic:pic>
                   <pic:nvPicPr>
-                    <pic:cNvPr id="0" name="class_distribution.png"/>
+                    <pic:cNvPr id="0" name="image1.png"/>
                     <pic:cNvPicPr/>
                   </pic:nvPicPr>
                   <pic:blipFill>
@@ -467,7 +405,7 @@
                   <pic:spPr>
                     <a:xfrm>
                       <a:off x="0" y="0"/>
-                      <a:ext cx="5486400" cy="1567543"/>
+                      <a:ext cx="5029200" cy="1436914"/>
                     </a:xfrm>
                     <a:prstGeom prst="rect"/>
                   </pic:spPr>
@@ -484,8 +422,7 @@
       </w:pPr>
       <w:r>
         <w:rPr>
-          <w:rFonts w:ascii="Times New Roman" w:hAnsi="Times New Roman" w:eastAsia="宋体"/>
-          <w:color w:val="666666"/>
+          <w:rFonts w:ascii="宋体" w:hAnsi="宋体" w:eastAsia="宋体"/>
           <w:sz w:val="18"/>
         </w:rPr>
         <w:t>图1  120个犬种的类别分布</w:t>
@@ -497,10 +434,7 @@
       </w:pPr>
       <w:r>
         <w:rPr>
-          <w:rFonts w:ascii="Times New Roman" w:hAnsi="Times New Roman" w:eastAsia="黑体"/>
-          <w:b/>
-          <w:color w:val="1F497D"/>
-          <w:sz w:val="28"/>
+          <w:rFonts w:ascii="宋体" w:hAnsi="宋体" w:eastAsia="宋体"/>
         </w:rPr>
         <w:t>三、方法设计</w:t>
       </w:r>
@@ -511,61 +445,61 @@
       </w:pPr>
       <w:r>
         <w:rPr>
-          <w:rFonts w:ascii="Times New Roman" w:hAnsi="Times New Roman" w:eastAsia="黑体"/>
-          <w:b/>
-          <w:color w:val="1F497D"/>
-          <w:sz w:val="24"/>
+          <w:rFonts w:ascii="宋体" w:hAnsi="宋体" w:eastAsia="宋体"/>
         </w:rPr>
         <w:t>3.1 基线选择</w:t>
       </w:r>
     </w:p>
     <w:p>
       <w:pPr>
-        <w:ind w:firstLine="440"/>
+        <w:spacing w:line="360" w:lineRule="auto"/>
       </w:pPr>
       <w:r>
         <w:rPr>
-          <w:rFonts w:ascii="Times New Roman" w:hAnsi="Times New Roman" w:eastAsia="宋体"/>
+          <w:rFonts w:ascii="宋体" w:hAnsi="宋体" w:eastAsia="宋体"/>
           <w:b w:val="0"/>
           <w:sz w:val="22"/>
         </w:rPr>
-        <w:t>选择ResNet-50作为基线backbone，理由如下：</w:t>
+        <w:t>基线模型选的是ResNet-50，原因主要有这几点：</w:t>
       </w:r>
     </w:p>
     <w:p>
       <w:pPr>
         <w:pStyle w:val="ListBullet"/>
+        <w:spacing w:line="360" w:lineRule="auto"/>
       </w:pPr>
       <w:r>
         <w:rPr>
-          <w:rFonts w:ascii="Times New Roman" w:hAnsi="Times New Roman" w:eastAsia="宋体"/>
+          <w:rFonts w:ascii="宋体" w:hAnsi="宋体" w:eastAsia="宋体"/>
           <w:sz w:val="22"/>
         </w:rPr>
-        <w:t>迁移学习必要性：训练集仅1万张，从头训练深度CNN会严重过拟合。ImageNet预训练模型已经学到了通用的视觉特征（边缘、纹理、形状），在小数据集上微调即可获得良好效果。</w:t>
+        <w:t>训练集只有1万张图片，从头训练CNN肯定会严重过拟合，ImageNet预训练模型已经学会了边缘、纹理、形状这些通用的视觉特征，在小数据集上微调一下就能有不错的效果。</w:t>
       </w:r>
     </w:p>
     <w:p>
       <w:pPr>
         <w:pStyle w:val="ListBullet"/>
+        <w:spacing w:line="360" w:lineRule="auto"/>
       </w:pPr>
       <w:r>
         <w:rPr>
-          <w:rFonts w:ascii="Times New Roman" w:hAnsi="Times New Roman" w:eastAsia="宋体"/>
+          <w:rFonts w:ascii="宋体" w:hAnsi="宋体" w:eastAsia="宋体"/>
           <w:sz w:val="22"/>
         </w:rPr>
-        <w:t>ResNet-50 vs ResNet-101/152：ResNet-50有25.6M参数，ImageNet Top-1精度76.1%，在精度和过拟合风险之间取得平衡。更深的101/152层在小数据集上更容易过拟合，且训练时间更长，性价比不高。</w:t>
+        <w:t>ResNet-50有25.6M参数，ImageNet上Top-1精度是76.1%，精度和过拟合风险之间比较平衡；101层和152层的模型虽然精度更高，但在小数据集上更容易过拟合，训练时间也更长，性价比不高。</w:t>
       </w:r>
     </w:p>
     <w:p>
       <w:pPr>
         <w:pStyle w:val="ListBullet"/>
+        <w:spacing w:line="360" w:lineRule="auto"/>
       </w:pPr>
       <w:r>
         <w:rPr>
-          <w:rFonts w:ascii="Times New Roman" w:hAnsi="Times New Roman" w:eastAsia="宋体"/>
+          <w:rFonts w:ascii="宋体" w:hAnsi="宋体" w:eastAsia="宋体"/>
           <w:sz w:val="22"/>
         </w:rPr>
-        <w:t>残差连接保证可训练性：ResNet的shortcut connection使梯度可以直接回传到浅层，避免深层网络的退化问题。</w:t>
+        <w:t>ResNet的残差连接让梯度可以直接传回浅层，网络再深也能训练，不会出现退化问题。</w:t>
       </w:r>
     </w:p>
     <w:p>
@@ -574,31 +508,31 @@
       </w:pPr>
       <w:r>
         <w:rPr>
-          <w:rFonts w:ascii="Times New Roman" w:hAnsi="Times New Roman" w:eastAsia="黑体"/>
-          <w:b/>
-          <w:color w:val="1F497D"/>
-          <w:sz w:val="24"/>
+          <w:rFonts w:ascii="宋体" w:hAnsi="宋体" w:eastAsia="宋体"/>
         </w:rPr>
         <w:t>3.2 改进模块</w:t>
       </w:r>
     </w:p>
     <w:p>
       <w:pPr>
-        <w:ind w:firstLine="440"/>
+        <w:spacing w:line="360" w:lineRule="auto"/>
       </w:pPr>
       <w:r>
         <w:rPr>
-          <w:rFonts w:ascii="Times New Roman" w:hAnsi="Times New Roman" w:eastAsia="宋体"/>
+          <w:rFonts w:ascii="宋体" w:hAnsi="宋体" w:eastAsia="宋体"/>
           <w:b w:val="0"/>
           <w:sz w:val="22"/>
         </w:rPr>
-        <w:t>在ResNet-50基线上，分别加入四个改进模块进行消融实验：</w:t>
+        <w:t>在ResNet-50的基础上，分别加了四个改进模块来做消融对比：</w:t>
       </w:r>
     </w:p>
     <w:p>
+      <w:pPr>
+        <w:spacing w:line="360" w:lineRule="auto"/>
+      </w:pPr>
       <w:r>
         <w:rPr>
-          <w:rFonts w:ascii="Times New Roman" w:hAnsi="Times New Roman" w:eastAsia="宋体"/>
+          <w:rFonts w:ascii="宋体" w:hAnsi="宋体" w:eastAsia="宋体"/>
           <w:b/>
           <w:sz w:val="22"/>
         </w:rPr>
@@ -608,43 +542,49 @@
     <w:p>
       <w:pPr>
         <w:pStyle w:val="ListBullet"/>
+        <w:spacing w:line="360" w:lineRule="auto"/>
       </w:pPr>
       <w:r>
         <w:rPr>
-          <w:rFonts w:ascii="Times New Roman" w:hAnsi="Times New Roman" w:eastAsia="宋体"/>
+          <w:rFonts w:ascii="宋体" w:hAnsi="宋体" w:eastAsia="宋体"/>
           <w:sz w:val="22"/>
         </w:rPr>
-        <w:t>动机：不同特征通道对应不同的特征模式（如有的通道检测耳朵，有的检测毛色），网络应该自适应地增强重要通道、抑制无关通道。</w:t>
+        <w:t>动机：不同的特征通道学到的东西不一样，有的通道检测耳朵，有的通道检测毛色，网络应该自动把重要的通道增强，把没用的通道抑制掉。</w:t>
       </w:r>
     </w:p>
     <w:p>
       <w:pPr>
         <w:pStyle w:val="ListBullet"/>
+        <w:spacing w:line="360" w:lineRule="auto"/>
       </w:pPr>
       <w:r>
         <w:rPr>
-          <w:rFonts w:ascii="Times New Roman" w:hAnsi="Times New Roman" w:eastAsia="宋体"/>
+          <w:rFonts w:ascii="宋体" w:hAnsi="宋体" w:eastAsia="宋体"/>
           <w:sz w:val="22"/>
         </w:rPr>
-        <w:t>原理：Squeeze（全局平均池化压缩空间信息）→ Excitation（两层FC学习通道权重，Sigmoid归一化到0-1）→ Scale（逐通道加权）。即插即用，参数量增加约3%。</w:t>
+        <w:t>原理：先用全局平均池化把空间信息压缩掉，然后经过两层全连接层学习每个通道的权重，用Sigmoid归一化到0到1之间，最后乘回原来的特征上，这个模块即插即用，参数只增加大概3%。</w:t>
       </w:r>
     </w:p>
     <w:p>
       <w:pPr>
         <w:pStyle w:val="ListBullet"/>
+        <w:spacing w:line="360" w:lineRule="auto"/>
       </w:pPr>
       <w:r>
         <w:rPr>
-          <w:rFonts w:ascii="Times New Roman" w:hAnsi="Times New Roman" w:eastAsia="宋体"/>
+          <w:rFonts w:ascii="宋体" w:hAnsi="宋体" w:eastAsia="宋体"/>
           <w:sz w:val="22"/>
         </w:rPr>
-        <w:t>预期：在细粒度分类中，通道注意力有助于聚焦判别性特征通道，预期提升0.5%~1.5%。</w:t>
+        <w:t>预期：通道注意力能帮模型关注有区分度的特征通道，大概能提升0.5%到1.5%。</w:t>
       </w:r>
     </w:p>
     <w:p>
+      <w:pPr>
+        <w:spacing w:line="360" w:lineRule="auto"/>
+      </w:pPr>
       <w:r>
         <w:rPr>
-          <w:rFonts w:ascii="Times New Roman" w:hAnsi="Times New Roman" w:eastAsia="宋体"/>
+          <w:rFonts w:ascii="宋体" w:hAnsi="宋体" w:eastAsia="宋体"/>
           <w:b/>
           <w:sz w:val="22"/>
         </w:rPr>
@@ -654,43 +594,49 @@
     <w:p>
       <w:pPr>
         <w:pStyle w:val="ListBullet"/>
+        <w:spacing w:line="360" w:lineRule="auto"/>
       </w:pPr>
       <w:r>
         <w:rPr>
-          <w:rFonts w:ascii="Times New Roman" w:hAnsi="Times New Roman" w:eastAsia="宋体"/>
+          <w:rFonts w:ascii="宋体" w:hAnsi="宋体" w:eastAsia="宋体"/>
           <w:sz w:val="22"/>
         </w:rPr>
-        <w:t>动机：SE只关注"哪些通道重要"，忽略了"哪里重要"。犬种分类中，耳朵、口鼻等局部区域比背景更有判别力。</w:t>
+        <w:t>动机：SE只考虑了哪些通道重要，没考虑空间上哪些位置重要，狗的耳朵、口鼻这些区域比背景更有用。</w:t>
       </w:r>
     </w:p>
     <w:p>
       <w:pPr>
         <w:pStyle w:val="ListBullet"/>
+        <w:spacing w:line="360" w:lineRule="auto"/>
       </w:pPr>
       <w:r>
         <w:rPr>
-          <w:rFonts w:ascii="Times New Roman" w:hAnsi="Times New Roman" w:eastAsia="宋体"/>
+          <w:rFonts w:ascii="宋体" w:hAnsi="宋体" w:eastAsia="宋体"/>
           <w:sz w:val="22"/>
         </w:rPr>
-        <w:t>原理：通道注意力（avg+max双路池化+共享MLP）与空间注意力（通道维avg+max拼接+7x7卷积）串联，同时关注"什么"和"哪里"。</w:t>
+        <w:t>原理：通道注意力用平均池化和最大池化两路拼接后过共享MLP，空间注意力在通道维度做平均和最大后拼接再过7x7卷积，两个部分串起来，同时关注"什么特征"和"哪里重要"。</w:t>
       </w:r>
     </w:p>
     <w:p>
       <w:pPr>
         <w:pStyle w:val="ListBullet"/>
+        <w:spacing w:line="360" w:lineRule="auto"/>
       </w:pPr>
       <w:r>
         <w:rPr>
-          <w:rFonts w:ascii="Times New Roman" w:hAnsi="Times New Roman" w:eastAsia="宋体"/>
+          <w:rFonts w:ascii="宋体" w:hAnsi="宋体" w:eastAsia="宋体"/>
           <w:sz w:val="22"/>
         </w:rPr>
-        <w:t>预期：空间注意力帮助聚焦判别性区域，预期提升0.8%~2%。</w:t>
+        <w:t>预期：空间注意力能帮模型聚焦到有区分度的区域，大概能提升0.8%到2%。</w:t>
       </w:r>
     </w:p>
     <w:p>
+      <w:pPr>
+        <w:spacing w:line="360" w:lineRule="auto"/>
+      </w:pPr>
       <w:r>
         <w:rPr>
-          <w:rFonts w:ascii="Times New Roman" w:hAnsi="Times New Roman" w:eastAsia="宋体"/>
+          <w:rFonts w:ascii="宋体" w:hAnsi="宋体" w:eastAsia="宋体"/>
           <w:b/>
           <w:sz w:val="22"/>
         </w:rPr>
@@ -700,43 +646,49 @@
     <w:p>
       <w:pPr>
         <w:pStyle w:val="ListBullet"/>
+        <w:spacing w:line="360" w:lineRule="auto"/>
       </w:pPr>
       <w:r>
         <w:rPr>
-          <w:rFonts w:ascii="Times New Roman" w:hAnsi="Times New Roman" w:eastAsia="宋体"/>
+          <w:rFonts w:ascii="宋体" w:hAnsi="宋体" w:eastAsia="宋体"/>
           <w:sz w:val="22"/>
         </w:rPr>
-        <w:t>动机：CNN浅层特征分辨率高但语义弱（毛发纹理），深层语义强但分辨率低（整体体型）。细粒度分类同时需要细节和语义信息。</w:t>
+        <w:t>动机：CNN浅层的特征图分辨率高但语义弱，主要是毛发纹理这些细节，深层的语义强但分辨率低，主要是整体体型信息，细粒度分类两种信息都需要。</w:t>
       </w:r>
     </w:p>
     <w:p>
       <w:pPr>
         <w:pStyle w:val="ListBullet"/>
+        <w:spacing w:line="360" w:lineRule="auto"/>
       </w:pPr>
       <w:r>
         <w:rPr>
-          <w:rFonts w:ascii="Times New Roman" w:hAnsi="Times New Roman" w:eastAsia="宋体"/>
+          <w:rFonts w:ascii="宋体" w:hAnsi="宋体" w:eastAsia="宋体"/>
           <w:sz w:val="22"/>
         </w:rPr>
-        <w:t>原理：借鉴FPN，用1x1卷积统一各层通道数，自顶向下上采样后逐元素相加，融合多层特征后分类。</w:t>
+        <w:t>原理：参考FPN的做法，用1x1卷积把各层通道数统一，从深到浅上采样后逐元素相加，把多层特征融合到一起再分类。</w:t>
       </w:r>
     </w:p>
     <w:p>
       <w:pPr>
         <w:pStyle w:val="ListBullet"/>
+        <w:spacing w:line="360" w:lineRule="auto"/>
       </w:pPr>
       <w:r>
         <w:rPr>
-          <w:rFonts w:ascii="Times New Roman" w:hAnsi="Times New Roman" w:eastAsia="宋体"/>
+          <w:rFonts w:ascii="宋体" w:hAnsi="宋体" w:eastAsia="宋体"/>
           <w:sz w:val="22"/>
         </w:rPr>
-        <w:t>预期：融合浅层细节和深层语义，预期提升0.5%~1.5%。</w:t>
+        <w:t>预期：浅层细节和深层语义结合后，大概能提升0.5%到1.5%。</w:t>
       </w:r>
     </w:p>
     <w:p>
+      <w:pPr>
+        <w:spacing w:line="360" w:lineRule="auto"/>
+      </w:pPr>
       <w:r>
         <w:rPr>
-          <w:rFonts w:ascii="Times New Roman" w:hAnsi="Times New Roman" w:eastAsia="宋体"/>
+          <w:rFonts w:ascii="宋体" w:hAnsi="宋体" w:eastAsia="宋体"/>
           <w:b/>
           <w:sz w:val="22"/>
         </w:rPr>
@@ -746,37 +698,40 @@
     <w:p>
       <w:pPr>
         <w:pStyle w:val="ListBullet"/>
+        <w:spacing w:line="360" w:lineRule="auto"/>
       </w:pPr>
       <w:r>
         <w:rPr>
-          <w:rFonts w:ascii="Times New Roman" w:hAnsi="Times New Roman" w:eastAsia="宋体"/>
+          <w:rFonts w:ascii="宋体" w:hAnsi="宋体" w:eastAsia="宋体"/>
           <w:sz w:val="22"/>
         </w:rPr>
-        <w:t>动机：传统CNN只有前馈结构，没有自上而下的反馈修正。人类视觉会根据高层语义重新审视输入，对难分样本二次判断。</w:t>
+        <w:t>动机：普通CNN只有前馈过程，没有从高层到低层的反馈修正，人看东西会根据整体印象再回头看细节，对难分的样本做二次判断。</w:t>
       </w:r>
     </w:p>
     <w:p>
       <w:pPr>
         <w:pStyle w:val="ListBullet"/>
+        <w:spacing w:line="360" w:lineRule="auto"/>
       </w:pPr>
       <w:r>
         <w:rPr>
-          <w:rFonts w:ascii="Times New Roman" w:hAnsi="Times New Roman" w:eastAsia="宋体"/>
+          <w:rFonts w:ascii="宋体" w:hAnsi="宋体" w:eastAsia="宋体"/>
           <w:sz w:val="22"/>
         </w:rPr>
-        <w:t>原理：第一次前向得到初始预测，将高层特征和预测拼接后经全连接层生成门控信号，调制浅层特征后第二次前向得到修正预测。训练时损失为0.3*loss1+0.7*loss2。</w:t>
+        <w:t>原理：第一次前向得到初始预测，把高层特征和预测结果拼接后经过全连接层生成门控信号，用这个信号调制浅层特征，然后第二次前向得到修正后的预测，训练时损失设为0.3*loss1+0.7*loss2。</w:t>
       </w:r>
     </w:p>
     <w:p>
       <w:pPr>
         <w:pStyle w:val="ListBullet"/>
+        <w:spacing w:line="360" w:lineRule="auto"/>
       </w:pPr>
       <w:r>
         <w:rPr>
-          <w:rFonts w:ascii="Times New Roman" w:hAnsi="Times New Roman" w:eastAsia="宋体"/>
+          <w:rFonts w:ascii="宋体" w:hAnsi="宋体" w:eastAsia="宋体"/>
           <w:sz w:val="22"/>
         </w:rPr>
-        <w:t>预期：对相似犬种的难分样本通过二次审视修正预测，预期提升0%~1%（在干净静态图像上提升有限）。</w:t>
+        <w:t>预期：对长得像的品种通过二次审视来修正预测，在干净的静态图片上提升可能有限，大概0%到1%。</w:t>
       </w:r>
     </w:p>
     <w:p>
@@ -785,10 +740,7 @@
       </w:pPr>
       <w:r>
         <w:rPr>
-          <w:rFonts w:ascii="Times New Roman" w:hAnsi="Times New Roman" w:eastAsia="黑体"/>
-          <w:b/>
-          <w:color w:val="1F497D"/>
-          <w:sz w:val="24"/>
+          <w:rFonts w:ascii="宋体" w:hAnsi="宋体" w:eastAsia="宋体"/>
         </w:rPr>
         <w:t>3.3 模型结构总览</w:t>
       </w:r>
@@ -797,7 +749,6 @@
       <w:tblPr>
         <w:tblStyle w:val="LightGrid-Accent1"/>
         <w:tblW w:type="auto" w:w="0"/>
-        <w:jc w:val="center"/>
         <w:tblLook w:firstColumn="1" w:firstRow="1" w:lastColumn="0" w:lastRow="0" w:noHBand="0" w:noVBand="1" w:val="04A0"/>
       </w:tblPr>
       <w:tblGrid>
@@ -809,16 +760,12 @@
       <w:tr>
         <w:tc>
           <w:tcPr>
-            <w:tcW w:type="dxa" w:w="1984"/>
+            <w:tcW w:type="dxa" w:w="2160"/>
           </w:tcPr>
           <w:p>
-            <w:pPr>
-              <w:jc w:val="center"/>
-            </w:pPr>
-            <w:r/>
             <w:r>
               <w:rPr>
-                <w:rFonts w:ascii="Times New Roman" w:hAnsi="Times New Roman" w:eastAsia="黑体"/>
+                <w:rFonts w:ascii="宋体" w:hAnsi="宋体" w:eastAsia="宋体"/>
                 <w:b/>
                 <w:sz w:val="20"/>
               </w:rPr>
@@ -828,16 +775,12 @@
         </w:tc>
         <w:tc>
           <w:tcPr>
-            <w:tcW w:type="dxa" w:w="1417"/>
+            <w:tcW w:type="dxa" w:w="2160"/>
           </w:tcPr>
           <w:p>
-            <w:pPr>
-              <w:jc w:val="center"/>
-            </w:pPr>
-            <w:r/>
             <w:r>
               <w:rPr>
-                <w:rFonts w:ascii="Times New Roman" w:hAnsi="Times New Roman" w:eastAsia="黑体"/>
+                <w:rFonts w:ascii="宋体" w:hAnsi="宋体" w:eastAsia="宋体"/>
                 <w:b/>
                 <w:sz w:val="20"/>
               </w:rPr>
@@ -847,16 +790,12 @@
         </w:tc>
         <w:tc>
           <w:tcPr>
-            <w:tcW w:type="dxa" w:w="2835"/>
+            <w:tcW w:type="dxa" w:w="2160"/>
           </w:tcPr>
           <w:p>
-            <w:pPr>
-              <w:jc w:val="center"/>
-            </w:pPr>
-            <w:r/>
             <w:r>
               <w:rPr>
-                <w:rFonts w:ascii="Times New Roman" w:hAnsi="Times New Roman" w:eastAsia="黑体"/>
+                <w:rFonts w:ascii="宋体" w:hAnsi="宋体" w:eastAsia="宋体"/>
                 <w:b/>
                 <w:sz w:val="20"/>
               </w:rPr>
@@ -866,16 +805,12 @@
         </w:tc>
         <w:tc>
           <w:tcPr>
-            <w:tcW w:type="dxa" w:w="1417"/>
+            <w:tcW w:type="dxa" w:w="2160"/>
           </w:tcPr>
           <w:p>
-            <w:pPr>
-              <w:jc w:val="center"/>
-            </w:pPr>
-            <w:r/>
             <w:r>
               <w:rPr>
-                <w:rFonts w:ascii="Times New Roman" w:hAnsi="Times New Roman" w:eastAsia="黑体"/>
+                <w:rFonts w:ascii="宋体" w:hAnsi="宋体" w:eastAsia="宋体"/>
                 <w:b/>
                 <w:sz w:val="20"/>
               </w:rPr>
@@ -887,16 +822,12 @@
       <w:tr>
         <w:tc>
           <w:tcPr>
-            <w:tcW w:type="dxa" w:w="1984"/>
+            <w:tcW w:type="dxa" w:w="2160"/>
           </w:tcPr>
           <w:p>
-            <w:pPr>
-              <w:jc w:val="center"/>
-            </w:pPr>
-            <w:r/>
             <w:r>
               <w:rPr>
-                <w:rFonts w:ascii="Times New Roman" w:hAnsi="Times New Roman" w:eastAsia="宋体"/>
+                <w:rFonts w:ascii="宋体" w:hAnsi="宋体" w:eastAsia="宋体"/>
                 <w:sz w:val="20"/>
               </w:rPr>
               <w:t>ResNet-50 (Baseline)</w:t>
@@ -905,16 +836,12 @@
         </w:tc>
         <w:tc>
           <w:tcPr>
-            <w:tcW w:type="dxa" w:w="1417"/>
+            <w:tcW w:type="dxa" w:w="2160"/>
           </w:tcPr>
           <w:p>
-            <w:pPr>
-              <w:jc w:val="center"/>
-            </w:pPr>
-            <w:r/>
             <w:r>
               <w:rPr>
-                <w:rFonts w:ascii="Times New Roman" w:hAnsi="Times New Roman" w:eastAsia="宋体"/>
+                <w:rFonts w:ascii="宋体" w:hAnsi="宋体" w:eastAsia="宋体"/>
                 <w:sz w:val="20"/>
               </w:rPr>
               <w:t>ResNet-50</w:t>
@@ -923,16 +850,12 @@
         </w:tc>
         <w:tc>
           <w:tcPr>
-            <w:tcW w:type="dxa" w:w="2835"/>
+            <w:tcW w:type="dxa" w:w="2160"/>
           </w:tcPr>
           <w:p>
-            <w:pPr>
-              <w:jc w:val="center"/>
-            </w:pPr>
-            <w:r/>
             <w:r>
               <w:rPr>
-                <w:rFonts w:ascii="Times New Roman" w:hAnsi="Times New Roman" w:eastAsia="宋体"/>
+                <w:rFonts w:ascii="宋体" w:hAnsi="宋体" w:eastAsia="宋体"/>
                 <w:sz w:val="20"/>
               </w:rPr>
               <w:t>无</w:t>
@@ -941,16 +864,12 @@
         </w:tc>
         <w:tc>
           <w:tcPr>
-            <w:tcW w:type="dxa" w:w="1417"/>
+            <w:tcW w:type="dxa" w:w="2160"/>
           </w:tcPr>
           <w:p>
-            <w:pPr>
-              <w:jc w:val="center"/>
-            </w:pPr>
-            <w:r/>
             <w:r>
               <w:rPr>
-                <w:rFonts w:ascii="Times New Roman" w:hAnsi="Times New Roman" w:eastAsia="宋体"/>
+                <w:rFonts w:ascii="宋体" w:hAnsi="宋体" w:eastAsia="宋体"/>
                 <w:sz w:val="20"/>
               </w:rPr>
               <w:t>0</w:t>
@@ -961,16 +880,12 @@
       <w:tr>
         <w:tc>
           <w:tcPr>
-            <w:tcW w:type="dxa" w:w="1984"/>
+            <w:tcW w:type="dxa" w:w="2160"/>
           </w:tcPr>
           <w:p>
-            <w:pPr>
-              <w:jc w:val="center"/>
-            </w:pPr>
-            <w:r/>
             <w:r>
               <w:rPr>
-                <w:rFonts w:ascii="Times New Roman" w:hAnsi="Times New Roman" w:eastAsia="宋体"/>
+                <w:rFonts w:ascii="宋体" w:hAnsi="宋体" w:eastAsia="宋体"/>
                 <w:sz w:val="20"/>
               </w:rPr>
               <w:t>+SE</w:t>
@@ -979,16 +894,12 @@
         </w:tc>
         <w:tc>
           <w:tcPr>
-            <w:tcW w:type="dxa" w:w="1417"/>
+            <w:tcW w:type="dxa" w:w="2160"/>
           </w:tcPr>
           <w:p>
-            <w:pPr>
-              <w:jc w:val="center"/>
-            </w:pPr>
-            <w:r/>
             <w:r>
               <w:rPr>
-                <w:rFonts w:ascii="Times New Roman" w:hAnsi="Times New Roman" w:eastAsia="宋体"/>
+                <w:rFonts w:ascii="宋体" w:hAnsi="宋体" w:eastAsia="宋体"/>
                 <w:sz w:val="20"/>
               </w:rPr>
               <w:t>ResNet-50</w:t>
@@ -997,16 +908,12 @@
         </w:tc>
         <w:tc>
           <w:tcPr>
-            <w:tcW w:type="dxa" w:w="2835"/>
+            <w:tcW w:type="dxa" w:w="2160"/>
           </w:tcPr>
           <w:p>
-            <w:pPr>
-              <w:jc w:val="center"/>
-            </w:pPr>
-            <w:r/>
             <w:r>
               <w:rPr>
-                <w:rFonts w:ascii="Times New Roman" w:hAnsi="Times New Roman" w:eastAsia="宋体"/>
+                <w:rFonts w:ascii="宋体" w:hAnsi="宋体" w:eastAsia="宋体"/>
                 <w:sz w:val="20"/>
               </w:rPr>
               <w:t>每个stage后加SE通道注意力</w:t>
@@ -1015,16 +922,12 @@
         </w:tc>
         <w:tc>
           <w:tcPr>
-            <w:tcW w:type="dxa" w:w="1417"/>
+            <w:tcW w:type="dxa" w:w="2160"/>
           </w:tcPr>
           <w:p>
-            <w:pPr>
-              <w:jc w:val="center"/>
-            </w:pPr>
-            <w:r/>
             <w:r>
               <w:rPr>
-                <w:rFonts w:ascii="Times New Roman" w:hAnsi="Times New Roman" w:eastAsia="宋体"/>
+                <w:rFonts w:ascii="宋体" w:hAnsi="宋体" w:eastAsia="宋体"/>
                 <w:sz w:val="20"/>
               </w:rPr>
               <w:t>~0.7M</w:t>
@@ -1035,16 +938,12 @@
       <w:tr>
         <w:tc>
           <w:tcPr>
-            <w:tcW w:type="dxa" w:w="1984"/>
+            <w:tcW w:type="dxa" w:w="2160"/>
           </w:tcPr>
           <w:p>
-            <w:pPr>
-              <w:jc w:val="center"/>
-            </w:pPr>
-            <w:r/>
             <w:r>
               <w:rPr>
-                <w:rFonts w:ascii="Times New Roman" w:hAnsi="Times New Roman" w:eastAsia="宋体"/>
+                <w:rFonts w:ascii="宋体" w:hAnsi="宋体" w:eastAsia="宋体"/>
                 <w:sz w:val="20"/>
               </w:rPr>
               <w:t>+CBAM</w:t>
@@ -1053,16 +952,12 @@
         </w:tc>
         <w:tc>
           <w:tcPr>
-            <w:tcW w:type="dxa" w:w="1417"/>
+            <w:tcW w:type="dxa" w:w="2160"/>
           </w:tcPr>
           <w:p>
-            <w:pPr>
-              <w:jc w:val="center"/>
-            </w:pPr>
-            <w:r/>
             <w:r>
               <w:rPr>
-                <w:rFonts w:ascii="Times New Roman" w:hAnsi="Times New Roman" w:eastAsia="宋体"/>
+                <w:rFonts w:ascii="宋体" w:hAnsi="宋体" w:eastAsia="宋体"/>
                 <w:sz w:val="20"/>
               </w:rPr>
               <w:t>ResNet-50</w:t>
@@ -1071,16 +966,12 @@
         </w:tc>
         <w:tc>
           <w:tcPr>
-            <w:tcW w:type="dxa" w:w="2835"/>
+            <w:tcW w:type="dxa" w:w="2160"/>
           </w:tcPr>
           <w:p>
-            <w:pPr>
-              <w:jc w:val="center"/>
-            </w:pPr>
-            <w:r/>
             <w:r>
               <w:rPr>
-                <w:rFonts w:ascii="Times New Roman" w:hAnsi="Times New Roman" w:eastAsia="宋体"/>
+                <w:rFonts w:ascii="宋体" w:hAnsi="宋体" w:eastAsia="宋体"/>
                 <w:sz w:val="20"/>
               </w:rPr>
               <w:t>每个stage后加CBAM通道+空间注意力</w:t>
@@ -1089,16 +980,12 @@
         </w:tc>
         <w:tc>
           <w:tcPr>
-            <w:tcW w:type="dxa" w:w="1417"/>
+            <w:tcW w:type="dxa" w:w="2160"/>
           </w:tcPr>
           <w:p>
-            <w:pPr>
-              <w:jc w:val="center"/>
-            </w:pPr>
-            <w:r/>
             <w:r>
               <w:rPr>
-                <w:rFonts w:ascii="Times New Roman" w:hAnsi="Times New Roman" w:eastAsia="宋体"/>
+                <w:rFonts w:ascii="宋体" w:hAnsi="宋体" w:eastAsia="宋体"/>
                 <w:sz w:val="20"/>
               </w:rPr>
               <w:t>~0.7M</w:t>
@@ -1109,16 +996,12 @@
       <w:tr>
         <w:tc>
           <w:tcPr>
-            <w:tcW w:type="dxa" w:w="1984"/>
+            <w:tcW w:type="dxa" w:w="2160"/>
           </w:tcPr>
           <w:p>
-            <w:pPr>
-              <w:jc w:val="center"/>
-            </w:pPr>
-            <w:r/>
             <w:r>
               <w:rPr>
-                <w:rFonts w:ascii="Times New Roman" w:hAnsi="Times New Roman" w:eastAsia="宋体"/>
+                <w:rFonts w:ascii="宋体" w:hAnsi="宋体" w:eastAsia="宋体"/>
                 <w:sz w:val="20"/>
               </w:rPr>
               <w:t>+MultiScale</w:t>
@@ -1127,16 +1010,12 @@
         </w:tc>
         <w:tc>
           <w:tcPr>
-            <w:tcW w:type="dxa" w:w="1417"/>
+            <w:tcW w:type="dxa" w:w="2160"/>
           </w:tcPr>
           <w:p>
-            <w:pPr>
-              <w:jc w:val="center"/>
-            </w:pPr>
-            <w:r/>
             <w:r>
               <w:rPr>
-                <w:rFonts w:ascii="Times New Roman" w:hAnsi="Times New Roman" w:eastAsia="宋体"/>
+                <w:rFonts w:ascii="宋体" w:hAnsi="宋体" w:eastAsia="宋体"/>
                 <w:sz w:val="20"/>
               </w:rPr>
               <w:t>ResNet-50</w:t>
@@ -1145,16 +1024,12 @@
         </w:tc>
         <w:tc>
           <w:tcPr>
-            <w:tcW w:type="dxa" w:w="2835"/>
+            <w:tcW w:type="dxa" w:w="2160"/>
           </w:tcPr>
           <w:p>
-            <w:pPr>
-              <w:jc w:val="center"/>
-            </w:pPr>
-            <w:r/>
             <w:r>
               <w:rPr>
-                <w:rFonts w:ascii="Times New Roman" w:hAnsi="Times New Roman" w:eastAsia="宋体"/>
+                <w:rFonts w:ascii="宋体" w:hAnsi="宋体" w:eastAsia="宋体"/>
                 <w:sz w:val="20"/>
               </w:rPr>
               <w:t>FPN式多层特征融合</w:t>
@@ -1163,16 +1038,12 @@
         </w:tc>
         <w:tc>
           <w:tcPr>
-            <w:tcW w:type="dxa" w:w="1417"/>
+            <w:tcW w:type="dxa" w:w="2160"/>
           </w:tcPr>
           <w:p>
-            <w:pPr>
-              <w:jc w:val="center"/>
-            </w:pPr>
-            <w:r/>
             <w:r>
               <w:rPr>
-                <w:rFonts w:ascii="Times New Roman" w:hAnsi="Times New Roman" w:eastAsia="宋体"/>
+                <w:rFonts w:ascii="宋体" w:hAnsi="宋体" w:eastAsia="宋体"/>
                 <w:sz w:val="20"/>
               </w:rPr>
               <w:t>~0M（替换分类头）</w:t>
@@ -1183,16 +1054,12 @@
       <w:tr>
         <w:tc>
           <w:tcPr>
-            <w:tcW w:type="dxa" w:w="1984"/>
+            <w:tcW w:type="dxa" w:w="2160"/>
           </w:tcPr>
           <w:p>
-            <w:pPr>
-              <w:jc w:val="center"/>
-            </w:pPr>
-            <w:r/>
             <w:r>
               <w:rPr>
-                <w:rFonts w:ascii="Times New Roman" w:hAnsi="Times New Roman" w:eastAsia="宋体"/>
+                <w:rFonts w:ascii="宋体" w:hAnsi="宋体" w:eastAsia="宋体"/>
                 <w:sz w:val="20"/>
               </w:rPr>
               <w:t>+Feedback</w:t>
@@ -1201,16 +1068,12 @@
         </w:tc>
         <w:tc>
           <w:tcPr>
-            <w:tcW w:type="dxa" w:w="1417"/>
+            <w:tcW w:type="dxa" w:w="2160"/>
           </w:tcPr>
           <w:p>
-            <w:pPr>
-              <w:jc w:val="center"/>
-            </w:pPr>
-            <w:r/>
             <w:r>
               <w:rPr>
-                <w:rFonts w:ascii="Times New Roman" w:hAnsi="Times New Roman" w:eastAsia="宋体"/>
+                <w:rFonts w:ascii="宋体" w:hAnsi="宋体" w:eastAsia="宋体"/>
                 <w:sz w:val="20"/>
               </w:rPr>
               <w:t>ResNet-50</w:t>
@@ -1219,16 +1082,12 @@
         </w:tc>
         <w:tc>
           <w:tcPr>
-            <w:tcW w:type="dxa" w:w="2835"/>
+            <w:tcW w:type="dxa" w:w="2160"/>
           </w:tcPr>
           <w:p>
-            <w:pPr>
-              <w:jc w:val="center"/>
-            </w:pPr>
-            <w:r/>
             <w:r>
               <w:rPr>
-                <w:rFonts w:ascii="Times New Roman" w:hAnsi="Times New Roman" w:eastAsia="宋体"/>
+                <w:rFonts w:ascii="宋体" w:hAnsi="宋体" w:eastAsia="宋体"/>
                 <w:sz w:val="20"/>
               </w:rPr>
               <w:t>两次前向+门控反馈</w:t>
@@ -1237,16 +1096,12 @@
         </w:tc>
         <w:tc>
           <w:tcPr>
-            <w:tcW w:type="dxa" w:w="1417"/>
+            <w:tcW w:type="dxa" w:w="2160"/>
           </w:tcPr>
           <w:p>
-            <w:pPr>
-              <w:jc w:val="center"/>
-            </w:pPr>
-            <w:r/>
             <w:r>
               <w:rPr>
-                <w:rFonts w:ascii="Times New Roman" w:hAnsi="Times New Roman" w:eastAsia="宋体"/>
+                <w:rFonts w:ascii="宋体" w:hAnsi="宋体" w:eastAsia="宋体"/>
                 <w:sz w:val="20"/>
               </w:rPr>
               <w:t>~1.0M</w:t>
@@ -1261,62 +1116,68 @@
       </w:pPr>
       <w:r>
         <w:rPr>
-          <w:rFonts w:ascii="Times New Roman" w:hAnsi="Times New Roman" w:eastAsia="黑体"/>
-          <w:b/>
-          <w:color w:val="1F497D"/>
-          <w:sz w:val="28"/>
+          <w:rFonts w:ascii="宋体" w:hAnsi="宋体" w:eastAsia="宋体"/>
         </w:rPr>
         <w:t>四、代码实现</w:t>
       </w:r>
     </w:p>
     <w:p>
       <w:pPr>
-        <w:ind w:firstLine="440"/>
+        <w:spacing w:line="360" w:lineRule="auto"/>
       </w:pPr>
       <w:r>
         <w:rPr>
-          <w:rFonts w:ascii="Times New Roman" w:hAnsi="Times New Roman" w:eastAsia="宋体"/>
+          <w:rFonts w:ascii="宋体" w:hAnsi="宋体" w:eastAsia="宋体"/>
           <w:b w:val="0"/>
           <w:sz w:val="22"/>
         </w:rPr>
-        <w:t>项目代码分为两个文件：</w:t>
+        <w:t>项目代码分成两个文件：</w:t>
       </w:r>
     </w:p>
     <w:p>
       <w:pPr>
         <w:pStyle w:val="ListBullet"/>
+        <w:spacing w:line="360" w:lineRule="auto"/>
       </w:pPr>
       <w:r>
         <w:rPr>
-          <w:rFonts w:ascii="Times New Roman" w:hAnsi="Times New Roman" w:eastAsia="宋体"/>
+          <w:rFonts w:ascii="宋体" w:hAnsi="宋体" w:eastAsia="宋体"/>
           <w:sz w:val="22"/>
         </w:rPr>
-        <w:t>models.py：定义5个模型类（BaselineResNet、SEResNet、CBAMResNet、MultiScaleResNet、FeedbackResNet），以及SEBlock、CBAM等子模块。</w:t>
+        <w:t>models.py：定义了5个模型类，分别是BaselineResNet、SEResNet、CBAMResNet、MultiScaleResNet和FeedbackResNet，还有SEBlock、CBAM这些子模块。</w:t>
       </w:r>
     </w:p>
     <w:p>
       <w:pPr>
         <w:pStyle w:val="ListBullet"/>
+        <w:spacing w:line="360" w:lineRule="auto"/>
       </w:pPr>
       <w:r>
         <w:rPr>
-          <w:rFonts w:ascii="Times New Roman" w:hAnsi="Times New Roman" w:eastAsia="宋体"/>
+          <w:rFonts w:ascii="宋体" w:hAnsi="宋体" w:eastAsia="宋体"/>
           <w:sz w:val="22"/>
         </w:rPr>
-        <w:t>main.py：配置、数据加载、训练循环、验证、测试推理、结果可视化。</w:t>
+        <w:t>main_compare.py：包含配置、数据加载、训练循环、验证、结果可视化这些部分。</w:t>
       </w:r>
     </w:p>
     <w:p>
+      <w:pPr>
+        <w:spacing w:line="360" w:lineRule="auto"/>
+      </w:pPr>
       <w:r>
         <w:rPr>
-          <w:rFonts w:ascii="Times New Roman" w:hAnsi="Times New Roman" w:eastAsia="宋体"/>
+          <w:rFonts w:ascii="宋体" w:hAnsi="宋体" w:eastAsia="宋体"/>
           <w:b w:val="0"/>
           <w:sz w:val="22"/>
         </w:rPr>
-        <w:t>以SEBlock为例，核心实现如下：</w:t>
+        <w:t>以SEBlock为例，核心代码如下：</w:t>
       </w:r>
     </w:p>
     <w:p>
+      <w:pPr>
+        <w:spacing w:line="240" w:lineRule="auto"/>
+        <w:ind w:left="432"/>
+      </w:pPr>
       <w:r>
         <w:rPr>
           <w:rFonts w:ascii="Consolas" w:hAnsi="Consolas"/>
@@ -1355,15 +1216,15 @@
     </w:p>
     <w:p>
       <w:pPr>
-        <w:ind w:firstLine="440"/>
+        <w:spacing w:line="360" w:lineRule="auto"/>
       </w:pPr>
       <w:r>
         <w:rPr>
-          <w:rFonts w:ascii="Times New Roman" w:hAnsi="Times New Roman" w:eastAsia="宋体"/>
+          <w:rFonts w:ascii="宋体" w:hAnsi="宋体" w:eastAsia="宋体"/>
           <w:b w:val="0"/>
           <w:sz w:val="22"/>
         </w:rPr>
-        <w:t>训练流程为：前向传播→计算损失→反向传播→优化器更新，每个epoch结束后在验证集上评估Top-1和Top-5精度，保存最佳模型。结果缓存机制将每个模型的训练历史保存为JSON，再次运行自动跳过已训练模型。</w:t>
+        <w:t>训练的流程是前向传播算出损失，然后反向传播更新参数，每个epoch结束后在验证集上评估Top-1和Top-5精度，保存精度最高的模型，每个模型的训练历史会存成JSON文件，再运行的时候会自动跳过已经训练过的模型。</w:t>
       </w:r>
     </w:p>
     <w:p>
@@ -1372,10 +1233,7 @@
       </w:pPr>
       <w:r>
         <w:rPr>
-          <w:rFonts w:ascii="Times New Roman" w:hAnsi="Times New Roman" w:eastAsia="黑体"/>
-          <w:b/>
-          <w:color w:val="1F497D"/>
-          <w:sz w:val="28"/>
+          <w:rFonts w:ascii="宋体" w:hAnsi="宋体" w:eastAsia="宋体"/>
         </w:rPr>
         <w:t>五、实验配置</w:t>
       </w:r>
@@ -1384,7 +1242,6 @@
       <w:tblPr>
         <w:tblStyle w:val="LightGrid-Accent1"/>
         <w:tblW w:type="auto" w:w="0"/>
-        <w:jc w:val="center"/>
         <w:tblLook w:firstColumn="1" w:firstRow="1" w:lastColumn="0" w:lastRow="0" w:noHBand="0" w:noVBand="1" w:val="04A0"/>
       </w:tblPr>
       <w:tblGrid>
@@ -1394,16 +1251,12 @@
       <w:tr>
         <w:tc>
           <w:tcPr>
-            <w:tcW w:type="dxa" w:w="2268"/>
+            <w:tcW w:type="dxa" w:w="4320"/>
           </w:tcPr>
           <w:p>
-            <w:pPr>
-              <w:jc w:val="center"/>
-            </w:pPr>
-            <w:r/>
             <w:r>
               <w:rPr>
-                <w:rFonts w:ascii="Times New Roman" w:hAnsi="Times New Roman" w:eastAsia="黑体"/>
+                <w:rFonts w:ascii="宋体" w:hAnsi="宋体" w:eastAsia="宋体"/>
                 <w:b/>
                 <w:sz w:val="20"/>
               </w:rPr>
@@ -1413,16 +1266,12 @@
         </w:tc>
         <w:tc>
           <w:tcPr>
-            <w:tcW w:type="dxa" w:w="5102"/>
+            <w:tcW w:type="dxa" w:w="4320"/>
           </w:tcPr>
           <w:p>
-            <w:pPr>
-              <w:jc w:val="center"/>
-            </w:pPr>
-            <w:r/>
             <w:r>
               <w:rPr>
-                <w:rFonts w:ascii="Times New Roman" w:hAnsi="Times New Roman" w:eastAsia="黑体"/>
+                <w:rFonts w:ascii="宋体" w:hAnsi="宋体" w:eastAsia="宋体"/>
                 <w:b/>
                 <w:sz w:val="20"/>
               </w:rPr>
@@ -1434,16 +1283,12 @@
       <w:tr>
         <w:tc>
           <w:tcPr>
-            <w:tcW w:type="dxa" w:w="2268"/>
+            <w:tcW w:type="dxa" w:w="4320"/>
           </w:tcPr>
           <w:p>
-            <w:pPr>
-              <w:jc w:val="center"/>
-            </w:pPr>
-            <w:r/>
             <w:r>
               <w:rPr>
-                <w:rFonts w:ascii="Times New Roman" w:hAnsi="Times New Roman" w:eastAsia="宋体"/>
+                <w:rFonts w:ascii="宋体" w:hAnsi="宋体" w:eastAsia="宋体"/>
                 <w:sz w:val="20"/>
               </w:rPr>
               <w:t>GPU</w:t>
@@ -1452,16 +1297,12 @@
         </w:tc>
         <w:tc>
           <w:tcPr>
-            <w:tcW w:type="dxa" w:w="5102"/>
+            <w:tcW w:type="dxa" w:w="4320"/>
           </w:tcPr>
           <w:p>
-            <w:pPr>
-              <w:jc w:val="center"/>
-            </w:pPr>
-            <w:r/>
             <w:r>
               <w:rPr>
-                <w:rFonts w:ascii="Times New Roman" w:hAnsi="Times New Roman" w:eastAsia="宋体"/>
+                <w:rFonts w:ascii="宋体" w:hAnsi="宋体" w:eastAsia="宋体"/>
                 <w:sz w:val="20"/>
               </w:rPr>
               <w:t>NVIDIA GeForce RTX 3080 Laptop</w:t>
@@ -1472,16 +1313,12 @@
       <w:tr>
         <w:tc>
           <w:tcPr>
-            <w:tcW w:type="dxa" w:w="2268"/>
+            <w:tcW w:type="dxa" w:w="4320"/>
           </w:tcPr>
           <w:p>
-            <w:pPr>
-              <w:jc w:val="center"/>
-            </w:pPr>
-            <w:r/>
             <w:r>
               <w:rPr>
-                <w:rFonts w:ascii="Times New Roman" w:hAnsi="Times New Roman" w:eastAsia="宋体"/>
+                <w:rFonts w:ascii="宋体" w:hAnsi="宋体" w:eastAsia="宋体"/>
                 <w:sz w:val="20"/>
               </w:rPr>
               <w:t>输入分辨率</w:t>
@@ -1490,16 +1327,12 @@
         </w:tc>
         <w:tc>
           <w:tcPr>
-            <w:tcW w:type="dxa" w:w="5102"/>
+            <w:tcW w:type="dxa" w:w="4320"/>
           </w:tcPr>
           <w:p>
-            <w:pPr>
-              <w:jc w:val="center"/>
-            </w:pPr>
-            <w:r/>
             <w:r>
               <w:rPr>
-                <w:rFonts w:ascii="Times New Roman" w:hAnsi="Times New Roman" w:eastAsia="宋体"/>
+                <w:rFonts w:ascii="宋体" w:hAnsi="宋体" w:eastAsia="宋体"/>
                 <w:sz w:val="20"/>
               </w:rPr>
               <w:t>224 x 224</w:t>
@@ -1510,16 +1343,12 @@
       <w:tr>
         <w:tc>
           <w:tcPr>
-            <w:tcW w:type="dxa" w:w="2268"/>
+            <w:tcW w:type="dxa" w:w="4320"/>
           </w:tcPr>
           <w:p>
-            <w:pPr>
-              <w:jc w:val="center"/>
-            </w:pPr>
-            <w:r/>
             <w:r>
               <w:rPr>
-                <w:rFonts w:ascii="Times New Roman" w:hAnsi="Times New Roman" w:eastAsia="宋体"/>
+                <w:rFonts w:ascii="宋体" w:hAnsi="宋体" w:eastAsia="宋体"/>
                 <w:sz w:val="20"/>
               </w:rPr>
               <w:t>Batch Size</w:t>
@@ -1528,16 +1357,12 @@
         </w:tc>
         <w:tc>
           <w:tcPr>
-            <w:tcW w:type="dxa" w:w="5102"/>
+            <w:tcW w:type="dxa" w:w="4320"/>
           </w:tcPr>
           <w:p>
-            <w:pPr>
-              <w:jc w:val="center"/>
-            </w:pPr>
-            <w:r/>
             <w:r>
               <w:rPr>
-                <w:rFonts w:ascii="Times New Roman" w:hAnsi="Times New Roman" w:eastAsia="宋体"/>
+                <w:rFonts w:ascii="宋体" w:hAnsi="宋体" w:eastAsia="宋体"/>
                 <w:sz w:val="20"/>
               </w:rPr>
               <w:t>32</w:t>
@@ -1548,16 +1373,12 @@
       <w:tr>
         <w:tc>
           <w:tcPr>
-            <w:tcW w:type="dxa" w:w="2268"/>
+            <w:tcW w:type="dxa" w:w="4320"/>
           </w:tcPr>
           <w:p>
-            <w:pPr>
-              <w:jc w:val="center"/>
-            </w:pPr>
-            <w:r/>
             <w:r>
               <w:rPr>
-                <w:rFonts w:ascii="Times New Roman" w:hAnsi="Times New Roman" w:eastAsia="宋体"/>
+                <w:rFonts w:ascii="宋体" w:hAnsi="宋体" w:eastAsia="宋体"/>
                 <w:sz w:val="20"/>
               </w:rPr>
               <w:t>训练轮数</w:t>
@@ -1566,16 +1387,12 @@
         </w:tc>
         <w:tc>
           <w:tcPr>
-            <w:tcW w:type="dxa" w:w="5102"/>
+            <w:tcW w:type="dxa" w:w="4320"/>
           </w:tcPr>
           <w:p>
-            <w:pPr>
-              <w:jc w:val="center"/>
-            </w:pPr>
-            <w:r/>
             <w:r>
               <w:rPr>
-                <w:rFonts w:ascii="Times New Roman" w:hAnsi="Times New Roman" w:eastAsia="宋体"/>
+                <w:rFonts w:ascii="宋体" w:hAnsi="宋体" w:eastAsia="宋体"/>
                 <w:sz w:val="20"/>
               </w:rPr>
               <w:t>40 epochs</w:t>
@@ -1586,16 +1403,12 @@
       <w:tr>
         <w:tc>
           <w:tcPr>
-            <w:tcW w:type="dxa" w:w="2268"/>
+            <w:tcW w:type="dxa" w:w="4320"/>
           </w:tcPr>
           <w:p>
-            <w:pPr>
-              <w:jc w:val="center"/>
-            </w:pPr>
-            <w:r/>
             <w:r>
               <w:rPr>
-                <w:rFonts w:ascii="Times New Roman" w:hAnsi="Times New Roman" w:eastAsia="宋体"/>
+                <w:rFonts w:ascii="宋体" w:hAnsi="宋体" w:eastAsia="宋体"/>
                 <w:sz w:val="20"/>
               </w:rPr>
               <w:t>优化器</w:t>
@@ -1604,16 +1417,12 @@
         </w:tc>
         <w:tc>
           <w:tcPr>
-            <w:tcW w:type="dxa" w:w="5102"/>
+            <w:tcW w:type="dxa" w:w="4320"/>
           </w:tcPr>
           <w:p>
-            <w:pPr>
-              <w:jc w:val="center"/>
-            </w:pPr>
-            <w:r/>
             <w:r>
               <w:rPr>
-                <w:rFonts w:ascii="Times New Roman" w:hAnsi="Times New Roman" w:eastAsia="宋体"/>
+                <w:rFonts w:ascii="宋体" w:hAnsi="宋体" w:eastAsia="宋体"/>
                 <w:sz w:val="20"/>
               </w:rPr>
               <w:t>AdamW (lr=1e-4, weight_decay=1e-4)</w:t>
@@ -1624,16 +1433,12 @@
       <w:tr>
         <w:tc>
           <w:tcPr>
-            <w:tcW w:type="dxa" w:w="2268"/>
+            <w:tcW w:type="dxa" w:w="4320"/>
           </w:tcPr>
           <w:p>
-            <w:pPr>
-              <w:jc w:val="center"/>
-            </w:pPr>
-            <w:r/>
             <w:r>
               <w:rPr>
-                <w:rFonts w:ascii="Times New Roman" w:hAnsi="Times New Roman" w:eastAsia="宋体"/>
+                <w:rFonts w:ascii="宋体" w:hAnsi="宋体" w:eastAsia="宋体"/>
                 <w:sz w:val="20"/>
               </w:rPr>
               <w:t>学习率调度</w:t>
@@ -1642,16 +1447,12 @@
         </w:tc>
         <w:tc>
           <w:tcPr>
-            <w:tcW w:type="dxa" w:w="5102"/>
+            <w:tcW w:type="dxa" w:w="4320"/>
           </w:tcPr>
           <w:p>
-            <w:pPr>
-              <w:jc w:val="center"/>
-            </w:pPr>
-            <w:r/>
             <w:r>
               <w:rPr>
-                <w:rFonts w:ascii="Times New Roman" w:hAnsi="Times New Roman" w:eastAsia="宋体"/>
+                <w:rFonts w:ascii="宋体" w:hAnsi="宋体" w:eastAsia="宋体"/>
                 <w:sz w:val="20"/>
               </w:rPr>
               <w:t>CosineAnnealingLR</w:t>
@@ -1662,16 +1463,12 @@
       <w:tr>
         <w:tc>
           <w:tcPr>
-            <w:tcW w:type="dxa" w:w="2268"/>
+            <w:tcW w:type="dxa" w:w="4320"/>
           </w:tcPr>
           <w:p>
-            <w:pPr>
-              <w:jc w:val="center"/>
-            </w:pPr>
-            <w:r/>
             <w:r>
               <w:rPr>
-                <w:rFonts w:ascii="Times New Roman" w:hAnsi="Times New Roman" w:eastAsia="宋体"/>
+                <w:rFonts w:ascii="宋体" w:hAnsi="宋体" w:eastAsia="宋体"/>
                 <w:sz w:val="20"/>
               </w:rPr>
               <w:t>损失函数</w:t>
@@ -1680,16 +1477,12 @@
         </w:tc>
         <w:tc>
           <w:tcPr>
-            <w:tcW w:type="dxa" w:w="5102"/>
+            <w:tcW w:type="dxa" w:w="4320"/>
           </w:tcPr>
           <w:p>
-            <w:pPr>
-              <w:jc w:val="center"/>
-            </w:pPr>
-            <w:r/>
             <w:r>
               <w:rPr>
-                <w:rFonts w:ascii="Times New Roman" w:hAnsi="Times New Roman" w:eastAsia="宋体"/>
+                <w:rFonts w:ascii="宋体" w:hAnsi="宋体" w:eastAsia="宋体"/>
                 <w:sz w:val="20"/>
               </w:rPr>
               <w:t>CrossEntropyLoss</w:t>
@@ -1700,16 +1493,12 @@
       <w:tr>
         <w:tc>
           <w:tcPr>
-            <w:tcW w:type="dxa" w:w="2268"/>
+            <w:tcW w:type="dxa" w:w="4320"/>
           </w:tcPr>
           <w:p>
-            <w:pPr>
-              <w:jc w:val="center"/>
-            </w:pPr>
-            <w:r/>
             <w:r>
               <w:rPr>
-                <w:rFonts w:ascii="Times New Roman" w:hAnsi="Times New Roman" w:eastAsia="宋体"/>
+                <w:rFonts w:ascii="宋体" w:hAnsi="宋体" w:eastAsia="宋体"/>
                 <w:sz w:val="20"/>
               </w:rPr>
               <w:t>训练数据增强</w:t>
@@ -1718,16 +1507,12 @@
         </w:tc>
         <w:tc>
           <w:tcPr>
-            <w:tcW w:type="dxa" w:w="5102"/>
+            <w:tcW w:type="dxa" w:w="4320"/>
           </w:tcPr>
           <w:p>
-            <w:pPr>
-              <w:jc w:val="center"/>
-            </w:pPr>
-            <w:r/>
             <w:r>
               <w:rPr>
-                <w:rFonts w:ascii="Times New Roman" w:hAnsi="Times New Roman" w:eastAsia="宋体"/>
+                <w:rFonts w:ascii="宋体" w:hAnsi="宋体" w:eastAsia="宋体"/>
                 <w:sz w:val="20"/>
               </w:rPr>
               <w:t>RandomResizedCrop(scale=0.6~1.0), HorizontalFlip, Rotation(15), ColorJitter, RandomErasing(p=0.3)</w:t>
@@ -1738,16 +1523,12 @@
       <w:tr>
         <w:tc>
           <w:tcPr>
-            <w:tcW w:type="dxa" w:w="2268"/>
+            <w:tcW w:type="dxa" w:w="4320"/>
           </w:tcPr>
           <w:p>
-            <w:pPr>
-              <w:jc w:val="center"/>
-            </w:pPr>
-            <w:r/>
             <w:r>
               <w:rPr>
-                <w:rFonts w:ascii="Times New Roman" w:hAnsi="Times New Roman" w:eastAsia="宋体"/>
+                <w:rFonts w:ascii="宋体" w:hAnsi="宋体" w:eastAsia="宋体"/>
                 <w:sz w:val="20"/>
               </w:rPr>
               <w:t>验证预处理</w:t>
@@ -1756,16 +1537,12 @@
         </w:tc>
         <w:tc>
           <w:tcPr>
-            <w:tcW w:type="dxa" w:w="5102"/>
+            <w:tcW w:type="dxa" w:w="4320"/>
           </w:tcPr>
           <w:p>
-            <w:pPr>
-              <w:jc w:val="center"/>
-            </w:pPr>
-            <w:r/>
             <w:r>
               <w:rPr>
-                <w:rFonts w:ascii="Times New Roman" w:hAnsi="Times New Roman" w:eastAsia="宋体"/>
+                <w:rFonts w:ascii="宋体" w:hAnsi="宋体" w:eastAsia="宋体"/>
                 <w:sz w:val="20"/>
               </w:rPr>
               <w:t>Resize(256) + CenterCrop(224)</w:t>
@@ -1776,16 +1553,12 @@
       <w:tr>
         <w:tc>
           <w:tcPr>
-            <w:tcW w:type="dxa" w:w="2268"/>
+            <w:tcW w:type="dxa" w:w="4320"/>
           </w:tcPr>
           <w:p>
-            <w:pPr>
-              <w:jc w:val="center"/>
-            </w:pPr>
-            <w:r/>
             <w:r>
               <w:rPr>
-                <w:rFonts w:ascii="Times New Roman" w:hAnsi="Times New Roman" w:eastAsia="宋体"/>
+                <w:rFonts w:ascii="宋体" w:hAnsi="宋体" w:eastAsia="宋体"/>
                 <w:sz w:val="20"/>
               </w:rPr>
               <w:t>数据划分</w:t>
@@ -1794,16 +1567,12 @@
         </w:tc>
         <w:tc>
           <w:tcPr>
-            <w:tcW w:type="dxa" w:w="5102"/>
+            <w:tcW w:type="dxa" w:w="4320"/>
           </w:tcPr>
           <w:p>
-            <w:pPr>
-              <w:jc w:val="center"/>
-            </w:pPr>
-            <w:r/>
             <w:r>
               <w:rPr>
-                <w:rFonts w:ascii="Times New Roman" w:hAnsi="Times New Roman" w:eastAsia="宋体"/>
+                <w:rFonts w:ascii="宋体" w:hAnsi="宋体" w:eastAsia="宋体"/>
                 <w:sz w:val="20"/>
               </w:rPr>
               <w:t>80%训练 / 20%验证，stratify分层抽样</w:t>
@@ -1814,16 +1583,12 @@
       <w:tr>
         <w:tc>
           <w:tcPr>
-            <w:tcW w:type="dxa" w:w="2268"/>
+            <w:tcW w:type="dxa" w:w="4320"/>
           </w:tcPr>
           <w:p>
-            <w:pPr>
-              <w:jc w:val="center"/>
-            </w:pPr>
-            <w:r/>
             <w:r>
               <w:rPr>
-                <w:rFonts w:ascii="Times New Roman" w:hAnsi="Times New Roman" w:eastAsia="宋体"/>
+                <w:rFonts w:ascii="宋体" w:hAnsi="宋体" w:eastAsia="宋体"/>
                 <w:sz w:val="20"/>
               </w:rPr>
               <w:t>随机种子</w:t>
@@ -1832,16 +1597,12 @@
         </w:tc>
         <w:tc>
           <w:tcPr>
-            <w:tcW w:type="dxa" w:w="5102"/>
+            <w:tcW w:type="dxa" w:w="4320"/>
           </w:tcPr>
           <w:p>
-            <w:pPr>
-              <w:jc w:val="center"/>
-            </w:pPr>
-            <w:r/>
             <w:r>
               <w:rPr>
-                <w:rFonts w:ascii="Times New Roman" w:hAnsi="Times New Roman" w:eastAsia="宋体"/>
+                <w:rFonts w:ascii="宋体" w:hAnsi="宋体" w:eastAsia="宋体"/>
                 <w:sz w:val="20"/>
               </w:rPr>
               <w:t>42（固定）</w:t>
@@ -1853,15 +1614,15 @@
     <w:p/>
     <w:p>
       <w:pPr>
-        <w:ind w:firstLine="440"/>
+        <w:spacing w:line="360" w:lineRule="auto"/>
       </w:pPr>
       <w:r>
         <w:rPr>
-          <w:rFonts w:ascii="Times New Roman" w:hAnsi="Times New Roman" w:eastAsia="宋体"/>
+          <w:rFonts w:ascii="宋体" w:hAnsi="宋体" w:eastAsia="宋体"/>
           <w:b w:val="0"/>
           <w:sz w:val="22"/>
         </w:rPr>
-        <w:t>公平对比原则：所有模型使用完全相同的数据增强、优化器、学习率、batch size、epoch数和随机种子，确保性能差异仅来自模型结构本身。</w:t>
+        <w:t>为了公平对比，所有模型用的数据增强、优化器、学习率、batch size、epoch数和随机种子都完全一样，这样性能上的差异只能来自模型结构本身。</w:t>
       </w:r>
     </w:p>
     <w:p>
@@ -1870,10 +1631,7 @@
       </w:pPr>
       <w:r>
         <w:rPr>
-          <w:rFonts w:ascii="Times New Roman" w:hAnsi="Times New Roman" w:eastAsia="黑体"/>
-          <w:b/>
-          <w:color w:val="1F497D"/>
-          <w:sz w:val="28"/>
+          <w:rFonts w:ascii="宋体" w:hAnsi="宋体" w:eastAsia="宋体"/>
         </w:rPr>
         <w:t>六、实验结果</w:t>
       </w:r>
@@ -1884,10 +1642,7 @@
       </w:pPr>
       <w:r>
         <w:rPr>
-          <w:rFonts w:ascii="Times New Roman" w:hAnsi="Times New Roman" w:eastAsia="黑体"/>
-          <w:b/>
-          <w:color w:val="1F497D"/>
-          <w:sz w:val="24"/>
+          <w:rFonts w:ascii="宋体" w:hAnsi="宋体" w:eastAsia="宋体"/>
         </w:rPr>
         <w:t>6.1 总体结果</w:t>
       </w:r>
@@ -1896,7 +1651,6 @@
       <w:tblPr>
         <w:tblStyle w:val="LightGrid-Accent1"/>
         <w:tblW w:type="auto" w:w="0"/>
-        <w:jc w:val="center"/>
         <w:tblLook w:firstColumn="1" w:firstRow="1" w:lastColumn="0" w:lastRow="0" w:noHBand="0" w:noVBand="1" w:val="04A0"/>
       </w:tblPr>
       <w:tblGrid>
@@ -1909,16 +1663,12 @@
       <w:tr>
         <w:tc>
           <w:tcPr>
-            <w:tcW w:type="dxa" w:w="1984"/>
+            <w:tcW w:type="dxa" w:w="1728"/>
           </w:tcPr>
           <w:p>
-            <w:pPr>
-              <w:jc w:val="center"/>
-            </w:pPr>
-            <w:r/>
             <w:r>
               <w:rPr>
-                <w:rFonts w:ascii="Times New Roman" w:hAnsi="Times New Roman" w:eastAsia="黑体"/>
+                <w:rFonts w:ascii="宋体" w:hAnsi="宋体" w:eastAsia="宋体"/>
                 <w:b/>
                 <w:sz w:val="20"/>
               </w:rPr>
@@ -1928,16 +1678,12 @@
         </w:tc>
         <w:tc>
           <w:tcPr>
-            <w:tcW w:type="dxa" w:w="1417"/>
+            <w:tcW w:type="dxa" w:w="1728"/>
           </w:tcPr>
           <w:p>
-            <w:pPr>
-              <w:jc w:val="center"/>
-            </w:pPr>
-            <w:r/>
             <w:r>
               <w:rPr>
-                <w:rFonts w:ascii="Times New Roman" w:hAnsi="Times New Roman" w:eastAsia="黑体"/>
+                <w:rFonts w:ascii="宋体" w:hAnsi="宋体" w:eastAsia="宋体"/>
                 <w:b/>
                 <w:sz w:val="20"/>
               </w:rPr>
@@ -1947,16 +1693,12 @@
         </w:tc>
         <w:tc>
           <w:tcPr>
-            <w:tcW w:type="dxa" w:w="1417"/>
+            <w:tcW w:type="dxa" w:w="1728"/>
           </w:tcPr>
           <w:p>
-            <w:pPr>
-              <w:jc w:val="center"/>
-            </w:pPr>
-            <w:r/>
             <w:r>
               <w:rPr>
-                <w:rFonts w:ascii="Times New Roman" w:hAnsi="Times New Roman" w:eastAsia="黑体"/>
+                <w:rFonts w:ascii="宋体" w:hAnsi="宋体" w:eastAsia="宋体"/>
                 <w:b/>
                 <w:sz w:val="20"/>
               </w:rPr>
@@ -1966,16 +1708,12 @@
         </w:tc>
         <w:tc>
           <w:tcPr>
-            <w:tcW w:type="dxa" w:w="1247"/>
+            <w:tcW w:type="dxa" w:w="1728"/>
           </w:tcPr>
           <w:p>
-            <w:pPr>
-              <w:jc w:val="center"/>
-            </w:pPr>
-            <w:r/>
             <w:r>
               <w:rPr>
-                <w:rFonts w:ascii="Times New Roman" w:hAnsi="Times New Roman" w:eastAsia="黑体"/>
+                <w:rFonts w:ascii="宋体" w:hAnsi="宋体" w:eastAsia="宋体"/>
                 <w:b/>
                 <w:sz w:val="20"/>
               </w:rPr>
@@ -1985,16 +1723,12 @@
         </w:tc>
         <w:tc>
           <w:tcPr>
-            <w:tcW w:type="dxa" w:w="1587"/>
+            <w:tcW w:type="dxa" w:w="1728"/>
           </w:tcPr>
           <w:p>
-            <w:pPr>
-              <w:jc w:val="center"/>
-            </w:pPr>
-            <w:r/>
             <w:r>
               <w:rPr>
-                <w:rFonts w:ascii="Times New Roman" w:hAnsi="Times New Roman" w:eastAsia="黑体"/>
+                <w:rFonts w:ascii="宋体" w:hAnsi="宋体" w:eastAsia="宋体"/>
                 <w:b/>
                 <w:sz w:val="20"/>
               </w:rPr>
@@ -2006,16 +1740,12 @@
       <w:tr>
         <w:tc>
           <w:tcPr>
-            <w:tcW w:type="dxa" w:w="1984"/>
+            <w:tcW w:type="dxa" w:w="1728"/>
           </w:tcPr>
           <w:p>
-            <w:pPr>
-              <w:jc w:val="center"/>
-            </w:pPr>
-            <w:r/>
             <w:r>
               <w:rPr>
-                <w:rFonts w:ascii="Times New Roman" w:hAnsi="Times New Roman" w:eastAsia="宋体"/>
+                <w:rFonts w:ascii="宋体" w:hAnsi="宋体" w:eastAsia="宋体"/>
                 <w:sz w:val="20"/>
               </w:rPr>
               <w:t>ResNet-50 (Baseline)</w:t>
@@ -2024,16 +1754,12 @@
         </w:tc>
         <w:tc>
           <w:tcPr>
-            <w:tcW w:type="dxa" w:w="1417"/>
+            <w:tcW w:type="dxa" w:w="1728"/>
           </w:tcPr>
           <w:p>
-            <w:pPr>
-              <w:jc w:val="center"/>
-            </w:pPr>
-            <w:r/>
             <w:r>
               <w:rPr>
-                <w:rFonts w:ascii="Times New Roman" w:hAnsi="Times New Roman" w:eastAsia="宋体"/>
+                <w:rFonts w:ascii="宋体" w:hAnsi="宋体" w:eastAsia="宋体"/>
                 <w:sz w:val="20"/>
               </w:rPr>
               <w:t>83.96</w:t>
@@ -2042,16 +1768,12 @@
         </w:tc>
         <w:tc>
           <w:tcPr>
-            <w:tcW w:type="dxa" w:w="1417"/>
+            <w:tcW w:type="dxa" w:w="1728"/>
           </w:tcPr>
           <w:p>
-            <w:pPr>
-              <w:jc w:val="center"/>
-            </w:pPr>
-            <w:r/>
             <w:r>
               <w:rPr>
-                <w:rFonts w:ascii="Times New Roman" w:hAnsi="Times New Roman" w:eastAsia="宋体"/>
+                <w:rFonts w:ascii="宋体" w:hAnsi="宋体" w:eastAsia="宋体"/>
                 <w:sz w:val="20"/>
               </w:rPr>
               <w:t>97.95</w:t>
@@ -2060,16 +1782,12 @@
         </w:tc>
         <w:tc>
           <w:tcPr>
-            <w:tcW w:type="dxa" w:w="1247"/>
+            <w:tcW w:type="dxa" w:w="1728"/>
           </w:tcPr>
           <w:p>
-            <w:pPr>
-              <w:jc w:val="center"/>
-            </w:pPr>
-            <w:r/>
             <w:r>
               <w:rPr>
-                <w:rFonts w:ascii="Times New Roman" w:hAnsi="Times New Roman" w:eastAsia="宋体"/>
+                <w:rFonts w:ascii="宋体" w:hAnsi="宋体" w:eastAsia="宋体"/>
                 <w:sz w:val="20"/>
               </w:rPr>
               <w:t>24.6</w:t>
@@ -2078,16 +1796,12 @@
         </w:tc>
         <w:tc>
           <w:tcPr>
-            <w:tcW w:type="dxa" w:w="1587"/>
+            <w:tcW w:type="dxa" w:w="1728"/>
           </w:tcPr>
           <w:p>
-            <w:pPr>
-              <w:jc w:val="center"/>
-            </w:pPr>
-            <w:r/>
             <w:r>
               <w:rPr>
-                <w:rFonts w:ascii="Times New Roman" w:hAnsi="Times New Roman" w:eastAsia="宋体"/>
+                <w:rFonts w:ascii="宋体" w:hAnsi="宋体" w:eastAsia="宋体"/>
                 <w:sz w:val="20"/>
               </w:rPr>
               <w:t>164.4</w:t>
@@ -2098,16 +1812,12 @@
       <w:tr>
         <w:tc>
           <w:tcPr>
-            <w:tcW w:type="dxa" w:w="1984"/>
+            <w:tcW w:type="dxa" w:w="1728"/>
           </w:tcPr>
           <w:p>
-            <w:pPr>
-              <w:jc w:val="center"/>
-            </w:pPr>
-            <w:r/>
             <w:r>
               <w:rPr>
-                <w:rFonts w:ascii="Times New Roman" w:hAnsi="Times New Roman" w:eastAsia="宋体"/>
+                <w:rFonts w:ascii="宋体" w:hAnsi="宋体" w:eastAsia="宋体"/>
                 <w:sz w:val="20"/>
               </w:rPr>
               <w:t>+SE</w:t>
@@ -2116,16 +1826,12 @@
         </w:tc>
         <w:tc>
           <w:tcPr>
-            <w:tcW w:type="dxa" w:w="1417"/>
+            <w:tcW w:type="dxa" w:w="1728"/>
           </w:tcPr>
           <w:p>
-            <w:pPr>
-              <w:jc w:val="center"/>
-            </w:pPr>
-            <w:r/>
             <w:r>
               <w:rPr>
-                <w:rFonts w:ascii="Times New Roman" w:hAnsi="Times New Roman" w:eastAsia="宋体"/>
+                <w:rFonts w:ascii="宋体" w:hAnsi="宋体" w:eastAsia="宋体"/>
                 <w:sz w:val="20"/>
               </w:rPr>
               <w:t>83.57</w:t>
@@ -2134,16 +1840,12 @@
         </w:tc>
         <w:tc>
           <w:tcPr>
-            <w:tcW w:type="dxa" w:w="1417"/>
+            <w:tcW w:type="dxa" w:w="1728"/>
           </w:tcPr>
           <w:p>
-            <w:pPr>
-              <w:jc w:val="center"/>
-            </w:pPr>
-            <w:r/>
             <w:r>
               <w:rPr>
-                <w:rFonts w:ascii="Times New Roman" w:hAnsi="Times New Roman" w:eastAsia="宋体"/>
+                <w:rFonts w:ascii="宋体" w:hAnsi="宋体" w:eastAsia="宋体"/>
                 <w:sz w:val="20"/>
               </w:rPr>
               <w:t>97.80</w:t>
@@ -2152,16 +1854,12 @@
         </w:tc>
         <w:tc>
           <w:tcPr>
-            <w:tcW w:type="dxa" w:w="1247"/>
+            <w:tcW w:type="dxa" w:w="1728"/>
           </w:tcPr>
           <w:p>
-            <w:pPr>
-              <w:jc w:val="center"/>
-            </w:pPr>
-            <w:r/>
             <w:r>
               <w:rPr>
-                <w:rFonts w:ascii="Times New Roman" w:hAnsi="Times New Roman" w:eastAsia="宋体"/>
+                <w:rFonts w:ascii="宋体" w:hAnsi="宋体" w:eastAsia="宋体"/>
                 <w:sz w:val="20"/>
               </w:rPr>
               <w:t>25.3</w:t>
@@ -2170,16 +1868,12 @@
         </w:tc>
         <w:tc>
           <w:tcPr>
-            <w:tcW w:type="dxa" w:w="1587"/>
+            <w:tcW w:type="dxa" w:w="1728"/>
           </w:tcPr>
           <w:p>
-            <w:pPr>
-              <w:jc w:val="center"/>
-            </w:pPr>
-            <w:r/>
             <w:r>
               <w:rPr>
-                <w:rFonts w:ascii="Times New Roman" w:hAnsi="Times New Roman" w:eastAsia="宋体"/>
+                <w:rFonts w:ascii="宋体" w:hAnsi="宋体" w:eastAsia="宋体"/>
                 <w:sz w:val="20"/>
               </w:rPr>
               <w:t>171.8</w:t>
@@ -2190,16 +1884,12 @@
       <w:tr>
         <w:tc>
           <w:tcPr>
-            <w:tcW w:type="dxa" w:w="1984"/>
+            <w:tcW w:type="dxa" w:w="1728"/>
           </w:tcPr>
           <w:p>
-            <w:pPr>
-              <w:jc w:val="center"/>
-            </w:pPr>
-            <w:r/>
             <w:r>
               <w:rPr>
-                <w:rFonts w:ascii="Times New Roman" w:hAnsi="Times New Roman" w:eastAsia="宋体"/>
+                <w:rFonts w:ascii="宋体" w:hAnsi="宋体" w:eastAsia="宋体"/>
                 <w:sz w:val="20"/>
               </w:rPr>
               <w:t>+CBAM</w:t>
@@ -2208,16 +1898,12 @@
         </w:tc>
         <w:tc>
           <w:tcPr>
-            <w:tcW w:type="dxa" w:w="1417"/>
+            <w:tcW w:type="dxa" w:w="1728"/>
           </w:tcPr>
           <w:p>
-            <w:pPr>
-              <w:jc w:val="center"/>
-            </w:pPr>
-            <w:r/>
             <w:r>
               <w:rPr>
-                <w:rFonts w:ascii="Times New Roman" w:hAnsi="Times New Roman" w:eastAsia="宋体"/>
+                <w:rFonts w:ascii="宋体" w:hAnsi="宋体" w:eastAsia="宋体"/>
                 <w:sz w:val="20"/>
               </w:rPr>
               <w:t>82.64</w:t>
@@ -2226,16 +1912,12 @@
         </w:tc>
         <w:tc>
           <w:tcPr>
-            <w:tcW w:type="dxa" w:w="1417"/>
+            <w:tcW w:type="dxa" w:w="1728"/>
           </w:tcPr>
           <w:p>
-            <w:pPr>
-              <w:jc w:val="center"/>
-            </w:pPr>
-            <w:r/>
             <w:r>
               <w:rPr>
-                <w:rFonts w:ascii="Times New Roman" w:hAnsi="Times New Roman" w:eastAsia="宋体"/>
+                <w:rFonts w:ascii="宋体" w:hAnsi="宋体" w:eastAsia="宋体"/>
                 <w:sz w:val="20"/>
               </w:rPr>
               <w:t>97.85</w:t>
@@ -2244,16 +1926,12 @@
         </w:tc>
         <w:tc>
           <w:tcPr>
-            <w:tcW w:type="dxa" w:w="1247"/>
+            <w:tcW w:type="dxa" w:w="1728"/>
           </w:tcPr>
           <w:p>
-            <w:pPr>
-              <w:jc w:val="center"/>
-            </w:pPr>
-            <w:r/>
             <w:r>
               <w:rPr>
-                <w:rFonts w:ascii="Times New Roman" w:hAnsi="Times New Roman" w:eastAsia="宋体"/>
+                <w:rFonts w:ascii="宋体" w:hAnsi="宋体" w:eastAsia="宋体"/>
                 <w:sz w:val="20"/>
               </w:rPr>
               <w:t>25.3</w:t>
@@ -2262,16 +1940,12 @@
         </w:tc>
         <w:tc>
           <w:tcPr>
-            <w:tcW w:type="dxa" w:w="1587"/>
+            <w:tcW w:type="dxa" w:w="1728"/>
           </w:tcPr>
           <w:p>
-            <w:pPr>
-              <w:jc w:val="center"/>
-            </w:pPr>
-            <w:r/>
             <w:r>
               <w:rPr>
-                <w:rFonts w:ascii="Times New Roman" w:hAnsi="Times New Roman" w:eastAsia="宋体"/>
+                <w:rFonts w:ascii="宋体" w:hAnsi="宋体" w:eastAsia="宋体"/>
                 <w:sz w:val="20"/>
               </w:rPr>
               <w:t>199.4</w:t>
@@ -2282,16 +1956,12 @@
       <w:tr>
         <w:tc>
           <w:tcPr>
-            <w:tcW w:type="dxa" w:w="1984"/>
+            <w:tcW w:type="dxa" w:w="1728"/>
           </w:tcPr>
           <w:p>
-            <w:pPr>
-              <w:jc w:val="center"/>
-            </w:pPr>
-            <w:r/>
             <w:r>
               <w:rPr>
-                <w:rFonts w:ascii="Times New Roman" w:hAnsi="Times New Roman" w:eastAsia="宋体"/>
+                <w:rFonts w:ascii="宋体" w:hAnsi="宋体" w:eastAsia="宋体"/>
                 <w:sz w:val="20"/>
               </w:rPr>
               <w:t>+MultiScale</w:t>
@@ -2300,16 +1970,12 @@
         </w:tc>
         <w:tc>
           <w:tcPr>
-            <w:tcW w:type="dxa" w:w="1417"/>
+            <w:tcW w:type="dxa" w:w="1728"/>
           </w:tcPr>
           <w:p>
-            <w:pPr>
-              <w:jc w:val="center"/>
-            </w:pPr>
-            <w:r/>
             <w:r>
               <w:rPr>
-                <w:rFonts w:ascii="Times New Roman" w:hAnsi="Times New Roman" w:eastAsia="宋体"/>
+                <w:rFonts w:ascii="宋体" w:hAnsi="宋体" w:eastAsia="宋体"/>
                 <w:sz w:val="20"/>
               </w:rPr>
               <w:t>69.63</w:t>
@@ -2318,16 +1984,12 @@
         </w:tc>
         <w:tc>
           <w:tcPr>
-            <w:tcW w:type="dxa" w:w="1417"/>
+            <w:tcW w:type="dxa" w:w="1728"/>
           </w:tcPr>
           <w:p>
-            <w:pPr>
-              <w:jc w:val="center"/>
-            </w:pPr>
-            <w:r/>
             <w:r>
               <w:rPr>
-                <w:rFonts w:ascii="Times New Roman" w:hAnsi="Times New Roman" w:eastAsia="宋体"/>
+                <w:rFonts w:ascii="宋体" w:hAnsi="宋体" w:eastAsia="宋体"/>
                 <w:sz w:val="20"/>
               </w:rPr>
               <w:t>94.18</w:t>
@@ -2336,16 +1998,12 @@
         </w:tc>
         <w:tc>
           <w:tcPr>
-            <w:tcW w:type="dxa" w:w="1247"/>
+            <w:tcW w:type="dxa" w:w="1728"/>
           </w:tcPr>
           <w:p>
-            <w:pPr>
-              <w:jc w:val="center"/>
-            </w:pPr>
-            <w:r/>
             <w:r>
               <w:rPr>
-                <w:rFonts w:ascii="Times New Roman" w:hAnsi="Times New Roman" w:eastAsia="宋体"/>
+                <w:rFonts w:ascii="宋体" w:hAnsi="宋体" w:eastAsia="宋体"/>
                 <w:sz w:val="20"/>
               </w:rPr>
               <w:t>24.6</w:t>
@@ -2354,16 +2012,12 @@
         </w:tc>
         <w:tc>
           <w:tcPr>
-            <w:tcW w:type="dxa" w:w="1587"/>
+            <w:tcW w:type="dxa" w:w="1728"/>
           </w:tcPr>
           <w:p>
-            <w:pPr>
-              <w:jc w:val="center"/>
-            </w:pPr>
-            <w:r/>
             <w:r>
               <w:rPr>
-                <w:rFonts w:ascii="Times New Roman" w:hAnsi="Times New Roman" w:eastAsia="宋体"/>
+                <w:rFonts w:ascii="宋体" w:hAnsi="宋体" w:eastAsia="宋体"/>
                 <w:sz w:val="20"/>
               </w:rPr>
               <w:t>182.1</w:t>
@@ -2374,16 +2028,12 @@
       <w:tr>
         <w:tc>
           <w:tcPr>
-            <w:tcW w:type="dxa" w:w="1984"/>
+            <w:tcW w:type="dxa" w:w="1728"/>
           </w:tcPr>
           <w:p>
-            <w:pPr>
-              <w:jc w:val="center"/>
-            </w:pPr>
-            <w:r/>
             <w:r>
               <w:rPr>
-                <w:rFonts w:ascii="Times New Roman" w:hAnsi="Times New Roman" w:eastAsia="宋体"/>
+                <w:rFonts w:ascii="宋体" w:hAnsi="宋体" w:eastAsia="宋体"/>
                 <w:sz w:val="20"/>
               </w:rPr>
               <w:t>+Feedback</w:t>
@@ -2392,16 +2042,12 @@
         </w:tc>
         <w:tc>
           <w:tcPr>
-            <w:tcW w:type="dxa" w:w="1417"/>
+            <w:tcW w:type="dxa" w:w="1728"/>
           </w:tcPr>
           <w:p>
-            <w:pPr>
-              <w:jc w:val="center"/>
-            </w:pPr>
-            <w:r/>
             <w:r>
               <w:rPr>
-                <w:rFonts w:ascii="Times New Roman" w:hAnsi="Times New Roman" w:eastAsia="宋体"/>
+                <w:rFonts w:ascii="宋体" w:hAnsi="宋体" w:eastAsia="宋体"/>
                 <w:sz w:val="20"/>
               </w:rPr>
               <w:t>79.17</w:t>
@@ -2410,16 +2056,12 @@
         </w:tc>
         <w:tc>
           <w:tcPr>
-            <w:tcW w:type="dxa" w:w="1417"/>
+            <w:tcW w:type="dxa" w:w="1728"/>
           </w:tcPr>
           <w:p>
-            <w:pPr>
-              <w:jc w:val="center"/>
-            </w:pPr>
-            <w:r/>
             <w:r>
               <w:rPr>
-                <w:rFonts w:ascii="Times New Roman" w:hAnsi="Times New Roman" w:eastAsia="宋体"/>
+                <w:rFonts w:ascii="宋体" w:hAnsi="宋体" w:eastAsia="宋体"/>
                 <w:sz w:val="20"/>
               </w:rPr>
               <w:t>96.92</w:t>
@@ -2428,16 +2070,12 @@
         </w:tc>
         <w:tc>
           <w:tcPr>
-            <w:tcW w:type="dxa" w:w="1247"/>
+            <w:tcW w:type="dxa" w:w="1728"/>
           </w:tcPr>
           <w:p>
-            <w:pPr>
-              <w:jc w:val="center"/>
-            </w:pPr>
-            <w:r/>
             <w:r>
               <w:rPr>
-                <w:rFonts w:ascii="Times New Roman" w:hAnsi="Times New Roman" w:eastAsia="宋体"/>
+                <w:rFonts w:ascii="宋体" w:hAnsi="宋体" w:eastAsia="宋体"/>
                 <w:sz w:val="20"/>
               </w:rPr>
               <w:t>25.6</w:t>
@@ -2446,16 +2084,12 @@
         </w:tc>
         <w:tc>
           <w:tcPr>
-            <w:tcW w:type="dxa" w:w="1587"/>
+            <w:tcW w:type="dxa" w:w="1728"/>
           </w:tcPr>
           <w:p>
-            <w:pPr>
-              <w:jc w:val="center"/>
-            </w:pPr>
-            <w:r/>
             <w:r>
               <w:rPr>
-                <w:rFonts w:ascii="Times New Roman" w:hAnsi="Times New Roman" w:eastAsia="宋体"/>
+                <w:rFonts w:ascii="宋体" w:hAnsi="宋体" w:eastAsia="宋体"/>
                 <w:sz w:val="20"/>
               </w:rPr>
               <w:t>212.9</w:t>
@@ -2472,7 +2106,7 @@
       <w:r>
         <w:drawing>
           <wp:inline xmlns:a="http://schemas.openxmlformats.org/drawingml/2006/main" xmlns:pic="http://schemas.openxmlformats.org/drawingml/2006/picture">
-            <wp:extent cx="5669280" cy="1758194"/>
+            <wp:extent cx="5486400" cy="1701478"/>
             <wp:docPr id="2" name="Picture 2"/>
             <wp:cNvGraphicFramePr>
               <a:graphicFrameLocks noChangeAspect="1"/>
@@ -2481,7 +2115,7 @@
               <a:graphicData uri="http://schemas.openxmlformats.org/drawingml/2006/picture">
                 <pic:pic>
                   <pic:nvPicPr>
-                    <pic:cNvPr id="0" name="metrics_bar.png"/>
+                    <pic:cNvPr id="0" name="image2.png"/>
                     <pic:cNvPicPr/>
                   </pic:nvPicPr>
                   <pic:blipFill>
@@ -2493,7 +2127,7 @@
                   <pic:spPr>
                     <a:xfrm>
                       <a:off x="0" y="0"/>
-                      <a:ext cx="5669280" cy="1758194"/>
+                      <a:ext cx="5486400" cy="1701478"/>
                     </a:xfrm>
                     <a:prstGeom prst="rect"/>
                   </pic:spPr>
@@ -2510,8 +2144,7 @@
       </w:pPr>
       <w:r>
         <w:rPr>
-          <w:rFonts w:ascii="Times New Roman" w:hAnsi="Times New Roman" w:eastAsia="宋体"/>
-          <w:color w:val="666666"/>
+          <w:rFonts w:ascii="宋体" w:hAnsi="宋体" w:eastAsia="宋体"/>
           <w:sz w:val="18"/>
         </w:rPr>
         <w:t>图2  各模型精度、参数量、训练时间对比</w:t>
@@ -2523,10 +2156,7 @@
       </w:pPr>
       <w:r>
         <w:rPr>
-          <w:rFonts w:ascii="Times New Roman" w:hAnsi="Times New Roman" w:eastAsia="黑体"/>
-          <w:b/>
-          <w:color w:val="1F497D"/>
-          <w:sz w:val="24"/>
+          <w:rFonts w:ascii="宋体" w:hAnsi="宋体" w:eastAsia="宋体"/>
         </w:rPr>
         <w:t>6.2 训练曲线</w:t>
       </w:r>
@@ -2538,7 +2168,7 @@
       <w:r>
         <w:drawing>
           <wp:inline xmlns:a="http://schemas.openxmlformats.org/drawingml/2006/main" xmlns:pic="http://schemas.openxmlformats.org/drawingml/2006/picture">
-            <wp:extent cx="5669280" cy="4013361"/>
+            <wp:extent cx="5486400" cy="3883898"/>
             <wp:docPr id="3" name="Picture 3"/>
             <wp:cNvGraphicFramePr>
               <a:graphicFrameLocks noChangeAspect="1"/>
@@ -2547,7 +2177,7 @@
               <a:graphicData uri="http://schemas.openxmlformats.org/drawingml/2006/picture">
                 <pic:pic>
                   <pic:nvPicPr>
-                    <pic:cNvPr id="0" name="comparison_all.png"/>
+                    <pic:cNvPr id="0" name="image3.png"/>
                     <pic:cNvPicPr/>
                   </pic:nvPicPr>
                   <pic:blipFill>
@@ -2559,7 +2189,7 @@
                   <pic:spPr>
                     <a:xfrm>
                       <a:off x="0" y="0"/>
-                      <a:ext cx="5669280" cy="4013361"/>
+                      <a:ext cx="5486400" cy="3883898"/>
                     </a:xfrm>
                     <a:prstGeom prst="rect"/>
                   </pic:spPr>
@@ -2576,8 +2206,7 @@
       </w:pPr>
       <w:r>
         <w:rPr>
-          <w:rFonts w:ascii="Times New Roman" w:hAnsi="Times New Roman" w:eastAsia="宋体"/>
-          <w:color w:val="666666"/>
+          <w:rFonts w:ascii="宋体" w:hAnsi="宋体" w:eastAsia="宋体"/>
           <w:sz w:val="18"/>
         </w:rPr>
         <w:t>图3  训练/验证 Loss与Accuracy曲线对比</w:t>
@@ -2589,21 +2218,18 @@
       </w:pPr>
       <w:r>
         <w:rPr>
-          <w:rFonts w:ascii="Times New Roman" w:hAnsi="Times New Roman" w:eastAsia="黑体"/>
-          <w:b/>
-          <w:color w:val="1F497D"/>
-          <w:sz w:val="24"/>
+          <w:rFonts w:ascii="宋体" w:hAnsi="宋体" w:eastAsia="宋体"/>
         </w:rPr>
         <w:t>6.3 消融实验分析</w:t>
       </w:r>
     </w:p>
     <w:p>
       <w:pPr>
-        <w:ind w:firstLine="440"/>
+        <w:spacing w:line="360" w:lineRule="auto"/>
       </w:pPr>
       <w:r>
         <w:rPr>
-          <w:rFonts w:ascii="Times New Roman" w:hAnsi="Times New Roman" w:eastAsia="宋体"/>
+          <w:rFonts w:ascii="宋体" w:hAnsi="宋体" w:eastAsia="宋体"/>
           <w:b w:val="0"/>
           <w:sz w:val="22"/>
         </w:rPr>
@@ -2614,7 +2240,6 @@
       <w:tblPr>
         <w:tblStyle w:val="LightGrid-Accent1"/>
         <w:tblW w:type="auto" w:w="0"/>
-        <w:jc w:val="center"/>
         <w:tblLook w:firstColumn="1" w:firstRow="1" w:lastColumn="0" w:lastRow="0" w:noHBand="0" w:noVBand="1" w:val="04A0"/>
       </w:tblPr>
       <w:tblGrid>
@@ -2629,16 +2254,12 @@
       <w:tr>
         <w:tc>
           <w:tcPr>
-            <w:tcW w:type="dxa" w:w="1417"/>
+            <w:tcW w:type="dxa" w:w="1234"/>
           </w:tcPr>
           <w:p>
-            <w:pPr>
-              <w:jc w:val="center"/>
-            </w:pPr>
-            <w:r/>
             <w:r>
               <w:rPr>
-                <w:rFonts w:ascii="Times New Roman" w:hAnsi="Times New Roman" w:eastAsia="黑体"/>
+                <w:rFonts w:ascii="宋体" w:hAnsi="宋体" w:eastAsia="宋体"/>
                 <w:b/>
                 <w:sz w:val="20"/>
               </w:rPr>
@@ -2648,16 +2269,12 @@
         </w:tc>
         <w:tc>
           <w:tcPr>
-            <w:tcW w:type="dxa" w:w="1134"/>
+            <w:tcW w:type="dxa" w:w="1234"/>
           </w:tcPr>
           <w:p>
-            <w:pPr>
-              <w:jc w:val="center"/>
-            </w:pPr>
-            <w:r/>
             <w:r>
               <w:rPr>
-                <w:rFonts w:ascii="Times New Roman" w:hAnsi="Times New Roman" w:eastAsia="黑体"/>
+                <w:rFonts w:ascii="宋体" w:hAnsi="宋体" w:eastAsia="宋体"/>
                 <w:b/>
                 <w:sz w:val="20"/>
               </w:rPr>
@@ -2667,16 +2284,12 @@
         </w:tc>
         <w:tc>
           <w:tcPr>
-            <w:tcW w:type="dxa" w:w="1020"/>
+            <w:tcW w:type="dxa" w:w="1234"/>
           </w:tcPr>
           <w:p>
-            <w:pPr>
-              <w:jc w:val="center"/>
-            </w:pPr>
-            <w:r/>
             <w:r>
               <w:rPr>
-                <w:rFonts w:ascii="Times New Roman" w:hAnsi="Times New Roman" w:eastAsia="黑体"/>
+                <w:rFonts w:ascii="宋体" w:hAnsi="宋体" w:eastAsia="宋体"/>
                 <w:b/>
                 <w:sz w:val="20"/>
               </w:rPr>
@@ -2686,16 +2299,12 @@
         </w:tc>
         <w:tc>
           <w:tcPr>
-            <w:tcW w:type="dxa" w:w="1134"/>
+            <w:tcW w:type="dxa" w:w="1234"/>
           </w:tcPr>
           <w:p>
-            <w:pPr>
-              <w:jc w:val="center"/>
-            </w:pPr>
-            <w:r/>
             <w:r>
               <w:rPr>
-                <w:rFonts w:ascii="Times New Roman" w:hAnsi="Times New Roman" w:eastAsia="黑体"/>
+                <w:rFonts w:ascii="宋体" w:hAnsi="宋体" w:eastAsia="宋体"/>
                 <w:b/>
                 <w:sz w:val="20"/>
               </w:rPr>
@@ -2705,16 +2314,12 @@
         </w:tc>
         <w:tc>
           <w:tcPr>
-            <w:tcW w:type="dxa" w:w="1134"/>
+            <w:tcW w:type="dxa" w:w="1234"/>
           </w:tcPr>
           <w:p>
-            <w:pPr>
-              <w:jc w:val="center"/>
-            </w:pPr>
-            <w:r/>
             <w:r>
               <w:rPr>
-                <w:rFonts w:ascii="Times New Roman" w:hAnsi="Times New Roman" w:eastAsia="黑体"/>
+                <w:rFonts w:ascii="宋体" w:hAnsi="宋体" w:eastAsia="宋体"/>
                 <w:b/>
                 <w:sz w:val="20"/>
               </w:rPr>
@@ -2724,16 +2329,12 @@
         </w:tc>
         <w:tc>
           <w:tcPr>
-            <w:tcW w:type="dxa" w:w="1134"/>
+            <w:tcW w:type="dxa" w:w="1234"/>
           </w:tcPr>
           <w:p>
-            <w:pPr>
-              <w:jc w:val="center"/>
-            </w:pPr>
-            <w:r/>
             <w:r>
               <w:rPr>
-                <w:rFonts w:ascii="Times New Roman" w:hAnsi="Times New Roman" w:eastAsia="黑体"/>
+                <w:rFonts w:ascii="宋体" w:hAnsi="宋体" w:eastAsia="宋体"/>
                 <w:b/>
                 <w:sz w:val="20"/>
               </w:rPr>
@@ -2743,16 +2344,12 @@
         </w:tc>
         <w:tc>
           <w:tcPr>
-            <w:tcW w:type="dxa" w:w="1701"/>
+            <w:tcW w:type="dxa" w:w="1234"/>
           </w:tcPr>
           <w:p>
-            <w:pPr>
-              <w:jc w:val="center"/>
-            </w:pPr>
-            <w:r/>
             <w:r>
               <w:rPr>
-                <w:rFonts w:ascii="Times New Roman" w:hAnsi="Times New Roman" w:eastAsia="黑体"/>
+                <w:rFonts w:ascii="宋体" w:hAnsi="宋体" w:eastAsia="宋体"/>
                 <w:b/>
                 <w:sz w:val="20"/>
               </w:rPr>
@@ -2764,16 +2361,12 @@
       <w:tr>
         <w:tc>
           <w:tcPr>
-            <w:tcW w:type="dxa" w:w="1417"/>
+            <w:tcW w:type="dxa" w:w="1234"/>
           </w:tcPr>
           <w:p>
-            <w:pPr>
-              <w:jc w:val="center"/>
-            </w:pPr>
-            <w:r/>
             <w:r>
               <w:rPr>
-                <w:rFonts w:ascii="Times New Roman" w:hAnsi="Times New Roman" w:eastAsia="宋体"/>
+                <w:rFonts w:ascii="宋体" w:hAnsi="宋体" w:eastAsia="宋体"/>
                 <w:sz w:val="20"/>
               </w:rPr>
               <w:t>Baseline</w:t>
@@ -2782,16 +2375,12 @@
         </w:tc>
         <w:tc>
           <w:tcPr>
-            <w:tcW w:type="dxa" w:w="1134"/>
+            <w:tcW w:type="dxa" w:w="1234"/>
           </w:tcPr>
           <w:p>
-            <w:pPr>
-              <w:jc w:val="center"/>
-            </w:pPr>
-            <w:r/>
             <w:r>
               <w:rPr>
-                <w:rFonts w:ascii="Times New Roman" w:hAnsi="Times New Roman" w:eastAsia="宋体"/>
+                <w:rFonts w:ascii="宋体" w:hAnsi="宋体" w:eastAsia="宋体"/>
                 <w:sz w:val="20"/>
               </w:rPr>
               <w:t>83.96</w:t>
@@ -2800,16 +2389,12 @@
         </w:tc>
         <w:tc>
           <w:tcPr>
-            <w:tcW w:type="dxa" w:w="1020"/>
+            <w:tcW w:type="dxa" w:w="1234"/>
           </w:tcPr>
           <w:p>
-            <w:pPr>
-              <w:jc w:val="center"/>
-            </w:pPr>
-            <w:r/>
             <w:r>
               <w:rPr>
-                <w:rFonts w:ascii="Times New Roman" w:hAnsi="Times New Roman" w:eastAsia="宋体"/>
+                <w:rFonts w:ascii="宋体" w:hAnsi="宋体" w:eastAsia="宋体"/>
                 <w:sz w:val="20"/>
               </w:rPr>
               <w:t>—</w:t>
@@ -2818,16 +2403,12 @@
         </w:tc>
         <w:tc>
           <w:tcPr>
-            <w:tcW w:type="dxa" w:w="1134"/>
+            <w:tcW w:type="dxa" w:w="1234"/>
           </w:tcPr>
           <w:p>
-            <w:pPr>
-              <w:jc w:val="center"/>
-            </w:pPr>
-            <w:r/>
             <w:r>
               <w:rPr>
-                <w:rFonts w:ascii="Times New Roman" w:hAnsi="Times New Roman" w:eastAsia="宋体"/>
+                <w:rFonts w:ascii="宋体" w:hAnsi="宋体" w:eastAsia="宋体"/>
                 <w:sz w:val="20"/>
               </w:rPr>
               <w:t>83.62</w:t>
@@ -2836,16 +2417,12 @@
         </w:tc>
         <w:tc>
           <w:tcPr>
-            <w:tcW w:type="dxa" w:w="1134"/>
+            <w:tcW w:type="dxa" w:w="1234"/>
           </w:tcPr>
           <w:p>
-            <w:pPr>
-              <w:jc w:val="center"/>
-            </w:pPr>
-            <w:r/>
             <w:r>
               <w:rPr>
-                <w:rFonts w:ascii="Times New Roman" w:hAnsi="Times New Roman" w:eastAsia="宋体"/>
+                <w:rFonts w:ascii="宋体" w:hAnsi="宋体" w:eastAsia="宋体"/>
                 <w:sz w:val="20"/>
               </w:rPr>
               <w:t>97.63</w:t>
@@ -2854,16 +2431,12 @@
         </w:tc>
         <w:tc>
           <w:tcPr>
-            <w:tcW w:type="dxa" w:w="1134"/>
+            <w:tcW w:type="dxa" w:w="1234"/>
           </w:tcPr>
           <w:p>
-            <w:pPr>
-              <w:jc w:val="center"/>
-            </w:pPr>
-            <w:r/>
             <w:r>
               <w:rPr>
-                <w:rFonts w:ascii="Times New Roman" w:hAnsi="Times New Roman" w:eastAsia="宋体"/>
+                <w:rFonts w:ascii="宋体" w:hAnsi="宋体" w:eastAsia="宋体"/>
                 <w:sz w:val="20"/>
               </w:rPr>
               <w:t>14.01</w:t>
@@ -2872,16 +2445,12 @@
         </w:tc>
         <w:tc>
           <w:tcPr>
-            <w:tcW w:type="dxa" w:w="1701"/>
+            <w:tcW w:type="dxa" w:w="1234"/>
           </w:tcPr>
           <w:p>
-            <w:pPr>
-              <w:jc w:val="center"/>
-            </w:pPr>
-            <w:r/>
             <w:r>
               <w:rPr>
-                <w:rFonts w:ascii="Times New Roman" w:hAnsi="Times New Roman" w:eastAsia="宋体"/>
+                <w:rFonts w:ascii="宋体" w:hAnsi="宋体" w:eastAsia="宋体"/>
                 <w:sz w:val="20"/>
               </w:rPr>
               <w:t>基线</w:t>
@@ -2892,16 +2461,12 @@
       <w:tr>
         <w:tc>
           <w:tcPr>
-            <w:tcW w:type="dxa" w:w="1417"/>
+            <w:tcW w:type="dxa" w:w="1234"/>
           </w:tcPr>
           <w:p>
-            <w:pPr>
-              <w:jc w:val="center"/>
-            </w:pPr>
-            <w:r/>
             <w:r>
               <w:rPr>
-                <w:rFonts w:ascii="Times New Roman" w:hAnsi="Times New Roman" w:eastAsia="宋体"/>
+                <w:rFonts w:ascii="宋体" w:hAnsi="宋体" w:eastAsia="宋体"/>
                 <w:sz w:val="20"/>
               </w:rPr>
               <w:t>+SE</w:t>
@@ -2910,16 +2475,12 @@
         </w:tc>
         <w:tc>
           <w:tcPr>
-            <w:tcW w:type="dxa" w:w="1134"/>
+            <w:tcW w:type="dxa" w:w="1234"/>
           </w:tcPr>
           <w:p>
-            <w:pPr>
-              <w:jc w:val="center"/>
-            </w:pPr>
-            <w:r/>
             <w:r>
               <w:rPr>
-                <w:rFonts w:ascii="Times New Roman" w:hAnsi="Times New Roman" w:eastAsia="宋体"/>
+                <w:rFonts w:ascii="宋体" w:hAnsi="宋体" w:eastAsia="宋体"/>
                 <w:sz w:val="20"/>
               </w:rPr>
               <w:t>83.57</w:t>
@@ -2928,16 +2489,12 @@
         </w:tc>
         <w:tc>
           <w:tcPr>
-            <w:tcW w:type="dxa" w:w="1020"/>
+            <w:tcW w:type="dxa" w:w="1234"/>
           </w:tcPr>
           <w:p>
-            <w:pPr>
-              <w:jc w:val="center"/>
-            </w:pPr>
-            <w:r/>
             <w:r>
               <w:rPr>
-                <w:rFonts w:ascii="Times New Roman" w:hAnsi="Times New Roman" w:eastAsia="宋体"/>
+                <w:rFonts w:ascii="宋体" w:hAnsi="宋体" w:eastAsia="宋体"/>
                 <w:sz w:val="20"/>
               </w:rPr>
               <w:t>-0.39</w:t>
@@ -2946,16 +2503,12 @@
         </w:tc>
         <w:tc>
           <w:tcPr>
-            <w:tcW w:type="dxa" w:w="1134"/>
+            <w:tcW w:type="dxa" w:w="1234"/>
           </w:tcPr>
           <w:p>
-            <w:pPr>
-              <w:jc w:val="center"/>
-            </w:pPr>
-            <w:r/>
             <w:r>
               <w:rPr>
-                <w:rFonts w:ascii="Times New Roman" w:hAnsi="Times New Roman" w:eastAsia="宋体"/>
+                <w:rFonts w:ascii="宋体" w:hAnsi="宋体" w:eastAsia="宋体"/>
                 <w:sz w:val="20"/>
               </w:rPr>
               <w:t>83.31</w:t>
@@ -2964,16 +2517,12 @@
         </w:tc>
         <w:tc>
           <w:tcPr>
-            <w:tcW w:type="dxa" w:w="1134"/>
+            <w:tcW w:type="dxa" w:w="1234"/>
           </w:tcPr>
           <w:p>
-            <w:pPr>
-              <w:jc w:val="center"/>
-            </w:pPr>
-            <w:r/>
             <w:r>
               <w:rPr>
-                <w:rFonts w:ascii="Times New Roman" w:hAnsi="Times New Roman" w:eastAsia="宋体"/>
+                <w:rFonts w:ascii="宋体" w:hAnsi="宋体" w:eastAsia="宋体"/>
                 <w:sz w:val="20"/>
               </w:rPr>
               <w:t>97.60</w:t>
@@ -2982,16 +2531,12 @@
         </w:tc>
         <w:tc>
           <w:tcPr>
-            <w:tcW w:type="dxa" w:w="1134"/>
+            <w:tcW w:type="dxa" w:w="1234"/>
           </w:tcPr>
           <w:p>
-            <w:pPr>
-              <w:jc w:val="center"/>
-            </w:pPr>
-            <w:r/>
             <w:r>
               <w:rPr>
-                <w:rFonts w:ascii="Times New Roman" w:hAnsi="Times New Roman" w:eastAsia="宋体"/>
+                <w:rFonts w:ascii="宋体" w:hAnsi="宋体" w:eastAsia="宋体"/>
                 <w:sz w:val="20"/>
               </w:rPr>
               <w:t>14.29</w:t>
@@ -3000,16 +2545,12 @@
         </w:tc>
         <w:tc>
           <w:tcPr>
-            <w:tcW w:type="dxa" w:w="1701"/>
+            <w:tcW w:type="dxa" w:w="1234"/>
           </w:tcPr>
           <w:p>
-            <w:pPr>
-              <w:jc w:val="center"/>
-            </w:pPr>
-            <w:r/>
             <w:r>
               <w:rPr>
-                <w:rFonts w:ascii="Times New Roman" w:hAnsi="Times New Roman" w:eastAsia="宋体"/>
+                <w:rFonts w:ascii="宋体" w:hAnsi="宋体" w:eastAsia="宋体"/>
                 <w:sz w:val="20"/>
               </w:rPr>
               <w:t>基本持平</w:t>
@@ -3020,16 +2561,12 @@
       <w:tr>
         <w:tc>
           <w:tcPr>
-            <w:tcW w:type="dxa" w:w="1417"/>
+            <w:tcW w:type="dxa" w:w="1234"/>
           </w:tcPr>
           <w:p>
-            <w:pPr>
-              <w:jc w:val="center"/>
-            </w:pPr>
-            <w:r/>
             <w:r>
               <w:rPr>
-                <w:rFonts w:ascii="Times New Roman" w:hAnsi="Times New Roman" w:eastAsia="宋体"/>
+                <w:rFonts w:ascii="宋体" w:hAnsi="宋体" w:eastAsia="宋体"/>
                 <w:sz w:val="20"/>
               </w:rPr>
               <w:t>+CBAM</w:t>
@@ -3038,16 +2575,12 @@
         </w:tc>
         <w:tc>
           <w:tcPr>
-            <w:tcW w:type="dxa" w:w="1134"/>
+            <w:tcW w:type="dxa" w:w="1234"/>
           </w:tcPr>
           <w:p>
-            <w:pPr>
-              <w:jc w:val="center"/>
-            </w:pPr>
-            <w:r/>
             <w:r>
               <w:rPr>
-                <w:rFonts w:ascii="Times New Roman" w:hAnsi="Times New Roman" w:eastAsia="宋体"/>
+                <w:rFonts w:ascii="宋体" w:hAnsi="宋体" w:eastAsia="宋体"/>
                 <w:sz w:val="20"/>
               </w:rPr>
               <w:t>82.64</w:t>
@@ -3056,16 +2589,12 @@
         </w:tc>
         <w:tc>
           <w:tcPr>
-            <w:tcW w:type="dxa" w:w="1020"/>
+            <w:tcW w:type="dxa" w:w="1234"/>
           </w:tcPr>
           <w:p>
-            <w:pPr>
-              <w:jc w:val="center"/>
-            </w:pPr>
-            <w:r/>
             <w:r>
               <w:rPr>
-                <w:rFonts w:ascii="Times New Roman" w:hAnsi="Times New Roman" w:eastAsia="宋体"/>
+                <w:rFonts w:ascii="宋体" w:hAnsi="宋体" w:eastAsia="宋体"/>
                 <w:sz w:val="20"/>
               </w:rPr>
               <w:t>-1.32</w:t>
@@ -3074,16 +2603,12 @@
         </w:tc>
         <w:tc>
           <w:tcPr>
-            <w:tcW w:type="dxa" w:w="1134"/>
+            <w:tcW w:type="dxa" w:w="1234"/>
           </w:tcPr>
           <w:p>
-            <w:pPr>
-              <w:jc w:val="center"/>
-            </w:pPr>
-            <w:r/>
             <w:r>
               <w:rPr>
-                <w:rFonts w:ascii="Times New Roman" w:hAnsi="Times New Roman" w:eastAsia="宋体"/>
+                <w:rFonts w:ascii="宋体" w:hAnsi="宋体" w:eastAsia="宋体"/>
                 <w:sz w:val="20"/>
               </w:rPr>
               <w:t>82.46</w:t>
@@ -3092,16 +2617,12 @@
         </w:tc>
         <w:tc>
           <w:tcPr>
-            <w:tcW w:type="dxa" w:w="1134"/>
+            <w:tcW w:type="dxa" w:w="1234"/>
           </w:tcPr>
           <w:p>
-            <w:pPr>
-              <w:jc w:val="center"/>
-            </w:pPr>
-            <w:r/>
             <w:r>
               <w:rPr>
-                <w:rFonts w:ascii="Times New Roman" w:hAnsi="Times New Roman" w:eastAsia="宋体"/>
+                <w:rFonts w:ascii="宋体" w:hAnsi="宋体" w:eastAsia="宋体"/>
                 <w:sz w:val="20"/>
               </w:rPr>
               <w:t>97.28</w:t>
@@ -3110,16 +2631,12 @@
         </w:tc>
         <w:tc>
           <w:tcPr>
-            <w:tcW w:type="dxa" w:w="1134"/>
+            <w:tcW w:type="dxa" w:w="1234"/>
           </w:tcPr>
           <w:p>
-            <w:pPr>
-              <w:jc w:val="center"/>
-            </w:pPr>
-            <w:r/>
             <w:r>
               <w:rPr>
-                <w:rFonts w:ascii="Times New Roman" w:hAnsi="Times New Roman" w:eastAsia="宋体"/>
+                <w:rFonts w:ascii="宋体" w:hAnsi="宋体" w:eastAsia="宋体"/>
                 <w:sz w:val="20"/>
               </w:rPr>
               <w:t>14.82</w:t>
@@ -3128,16 +2645,12 @@
         </w:tc>
         <w:tc>
           <w:tcPr>
-            <w:tcW w:type="dxa" w:w="1701"/>
+            <w:tcW w:type="dxa" w:w="1234"/>
           </w:tcPr>
           <w:p>
-            <w:pPr>
-              <w:jc w:val="center"/>
-            </w:pPr>
-            <w:r/>
             <w:r>
               <w:rPr>
-                <w:rFonts w:ascii="Times New Roman" w:hAnsi="Times New Roman" w:eastAsia="宋体"/>
+                <w:rFonts w:ascii="宋体" w:hAnsi="宋体" w:eastAsia="宋体"/>
                 <w:sz w:val="20"/>
               </w:rPr>
               <w:t>略低</w:t>
@@ -3148,16 +2661,12 @@
       <w:tr>
         <w:tc>
           <w:tcPr>
-            <w:tcW w:type="dxa" w:w="1417"/>
+            <w:tcW w:type="dxa" w:w="1234"/>
           </w:tcPr>
           <w:p>
-            <w:pPr>
-              <w:jc w:val="center"/>
-            </w:pPr>
-            <w:r/>
             <w:r>
               <w:rPr>
-                <w:rFonts w:ascii="Times New Roman" w:hAnsi="Times New Roman" w:eastAsia="宋体"/>
+                <w:rFonts w:ascii="宋体" w:hAnsi="宋体" w:eastAsia="宋体"/>
                 <w:sz w:val="20"/>
               </w:rPr>
               <w:t>+MultiScale</w:t>
@@ -3166,16 +2675,12 @@
         </w:tc>
         <w:tc>
           <w:tcPr>
-            <w:tcW w:type="dxa" w:w="1134"/>
+            <w:tcW w:type="dxa" w:w="1234"/>
           </w:tcPr>
           <w:p>
-            <w:pPr>
-              <w:jc w:val="center"/>
-            </w:pPr>
-            <w:r/>
             <w:r>
               <w:rPr>
-                <w:rFonts w:ascii="Times New Roman" w:hAnsi="Times New Roman" w:eastAsia="宋体"/>
+                <w:rFonts w:ascii="宋体" w:hAnsi="宋体" w:eastAsia="宋体"/>
                 <w:sz w:val="20"/>
               </w:rPr>
               <w:t>69.63</w:t>
@@ -3184,16 +2689,12 @@
         </w:tc>
         <w:tc>
           <w:tcPr>
-            <w:tcW w:type="dxa" w:w="1020"/>
+            <w:tcW w:type="dxa" w:w="1234"/>
           </w:tcPr>
           <w:p>
-            <w:pPr>
-              <w:jc w:val="center"/>
-            </w:pPr>
-            <w:r/>
             <w:r>
               <w:rPr>
-                <w:rFonts w:ascii="Times New Roman" w:hAnsi="Times New Roman" w:eastAsia="宋体"/>
+                <w:rFonts w:ascii="宋体" w:hAnsi="宋体" w:eastAsia="宋体"/>
                 <w:sz w:val="20"/>
               </w:rPr>
               <w:t>-14.33</w:t>
@@ -3202,16 +2703,12 @@
         </w:tc>
         <w:tc>
           <w:tcPr>
-            <w:tcW w:type="dxa" w:w="1134"/>
+            <w:tcW w:type="dxa" w:w="1234"/>
           </w:tcPr>
           <w:p>
-            <w:pPr>
-              <w:jc w:val="center"/>
-            </w:pPr>
-            <w:r/>
             <w:r>
               <w:rPr>
-                <w:rFonts w:ascii="Times New Roman" w:hAnsi="Times New Roman" w:eastAsia="宋体"/>
+                <w:rFonts w:ascii="宋体" w:hAnsi="宋体" w:eastAsia="宋体"/>
                 <w:sz w:val="20"/>
               </w:rPr>
               <w:t>69.30</w:t>
@@ -3220,16 +2717,12 @@
         </w:tc>
         <w:tc>
           <w:tcPr>
-            <w:tcW w:type="dxa" w:w="1134"/>
+            <w:tcW w:type="dxa" w:w="1234"/>
           </w:tcPr>
           <w:p>
-            <w:pPr>
-              <w:jc w:val="center"/>
-            </w:pPr>
-            <w:r/>
             <w:r>
               <w:rPr>
-                <w:rFonts w:ascii="Times New Roman" w:hAnsi="Times New Roman" w:eastAsia="宋体"/>
+                <w:rFonts w:ascii="宋体" w:hAnsi="宋体" w:eastAsia="宋体"/>
                 <w:sz w:val="20"/>
               </w:rPr>
               <w:t>84.10</w:t>
@@ -3238,16 +2731,12 @@
         </w:tc>
         <w:tc>
           <w:tcPr>
-            <w:tcW w:type="dxa" w:w="1134"/>
+            <w:tcW w:type="dxa" w:w="1234"/>
           </w:tcPr>
           <w:p>
-            <w:pPr>
-              <w:jc w:val="center"/>
-            </w:pPr>
-            <w:r/>
             <w:r>
               <w:rPr>
-                <w:rFonts w:ascii="Times New Roman" w:hAnsi="Times New Roman" w:eastAsia="宋体"/>
+                <w:rFonts w:ascii="宋体" w:hAnsi="宋体" w:eastAsia="宋体"/>
                 <w:sz w:val="20"/>
               </w:rPr>
               <w:t>14.80</w:t>
@@ -3256,16 +2745,12 @@
         </w:tc>
         <w:tc>
           <w:tcPr>
-            <w:tcW w:type="dxa" w:w="1701"/>
+            <w:tcW w:type="dxa" w:w="1234"/>
           </w:tcPr>
           <w:p>
-            <w:pPr>
-              <w:jc w:val="center"/>
-            </w:pPr>
-            <w:r/>
             <w:r>
               <w:rPr>
-                <w:rFonts w:ascii="Times New Roman" w:hAnsi="Times New Roman" w:eastAsia="宋体"/>
+                <w:rFonts w:ascii="宋体" w:hAnsi="宋体" w:eastAsia="宋体"/>
                 <w:sz w:val="20"/>
               </w:rPr>
               <w:t>严重异常（欠拟合）</w:t>
@@ -3276,16 +2761,12 @@
       <w:tr>
         <w:tc>
           <w:tcPr>
-            <w:tcW w:type="dxa" w:w="1417"/>
+            <w:tcW w:type="dxa" w:w="1234"/>
           </w:tcPr>
           <w:p>
-            <w:pPr>
-              <w:jc w:val="center"/>
-            </w:pPr>
-            <w:r/>
             <w:r>
               <w:rPr>
-                <w:rFonts w:ascii="Times New Roman" w:hAnsi="Times New Roman" w:eastAsia="宋体"/>
+                <w:rFonts w:ascii="宋体" w:hAnsi="宋体" w:eastAsia="宋体"/>
                 <w:sz w:val="20"/>
               </w:rPr>
               <w:t>+Feedback</w:t>
@@ -3294,16 +2775,12 @@
         </w:tc>
         <w:tc>
           <w:tcPr>
-            <w:tcW w:type="dxa" w:w="1134"/>
+            <w:tcW w:type="dxa" w:w="1234"/>
           </w:tcPr>
           <w:p>
-            <w:pPr>
-              <w:jc w:val="center"/>
-            </w:pPr>
-            <w:r/>
             <w:r>
               <w:rPr>
-                <w:rFonts w:ascii="Times New Roman" w:hAnsi="Times New Roman" w:eastAsia="宋体"/>
+                <w:rFonts w:ascii="宋体" w:hAnsi="宋体" w:eastAsia="宋体"/>
                 <w:sz w:val="20"/>
               </w:rPr>
               <w:t>79.17</w:t>
@@ -3312,16 +2789,12 @@
         </w:tc>
         <w:tc>
           <w:tcPr>
-            <w:tcW w:type="dxa" w:w="1020"/>
+            <w:tcW w:type="dxa" w:w="1234"/>
           </w:tcPr>
           <w:p>
-            <w:pPr>
-              <w:jc w:val="center"/>
-            </w:pPr>
-            <w:r/>
             <w:r>
               <w:rPr>
-                <w:rFonts w:ascii="Times New Roman" w:hAnsi="Times New Roman" w:eastAsia="宋体"/>
+                <w:rFonts w:ascii="宋体" w:hAnsi="宋体" w:eastAsia="宋体"/>
                 <w:sz w:val="20"/>
               </w:rPr>
               <w:t>-4.79</w:t>
@@ -3330,16 +2803,12 @@
         </w:tc>
         <w:tc>
           <w:tcPr>
-            <w:tcW w:type="dxa" w:w="1134"/>
+            <w:tcW w:type="dxa" w:w="1234"/>
           </w:tcPr>
           <w:p>
-            <w:pPr>
-              <w:jc w:val="center"/>
-            </w:pPr>
-            <w:r/>
             <w:r>
               <w:rPr>
-                <w:rFonts w:ascii="Times New Roman" w:hAnsi="Times New Roman" w:eastAsia="宋体"/>
+                <w:rFonts w:ascii="宋体" w:hAnsi="宋体" w:eastAsia="宋体"/>
                 <w:sz w:val="20"/>
               </w:rPr>
               <w:t>78.56</w:t>
@@ -3348,16 +2817,12 @@
         </w:tc>
         <w:tc>
           <w:tcPr>
-            <w:tcW w:type="dxa" w:w="1134"/>
+            <w:tcW w:type="dxa" w:w="1234"/>
           </w:tcPr>
           <w:p>
-            <w:pPr>
-              <w:jc w:val="center"/>
-            </w:pPr>
-            <w:r/>
             <w:r>
               <w:rPr>
-                <w:rFonts w:ascii="Times New Roman" w:hAnsi="Times New Roman" w:eastAsia="宋体"/>
+                <w:rFonts w:ascii="宋体" w:hAnsi="宋体" w:eastAsia="宋体"/>
                 <w:sz w:val="20"/>
               </w:rPr>
               <w:t>98.04</w:t>
@@ -3366,16 +2831,12 @@
         </w:tc>
         <w:tc>
           <w:tcPr>
-            <w:tcW w:type="dxa" w:w="1134"/>
+            <w:tcW w:type="dxa" w:w="1234"/>
           </w:tcPr>
           <w:p>
-            <w:pPr>
-              <w:jc w:val="center"/>
-            </w:pPr>
-            <w:r/>
             <w:r>
               <w:rPr>
-                <w:rFonts w:ascii="Times New Roman" w:hAnsi="Times New Roman" w:eastAsia="宋体"/>
+                <w:rFonts w:ascii="宋体" w:hAnsi="宋体" w:eastAsia="宋体"/>
                 <w:sz w:val="20"/>
               </w:rPr>
               <w:t>19.48</w:t>
@@ -3384,16 +2845,12 @@
         </w:tc>
         <w:tc>
           <w:tcPr>
-            <w:tcW w:type="dxa" w:w="1701"/>
+            <w:tcW w:type="dxa" w:w="1234"/>
           </w:tcPr>
           <w:p>
-            <w:pPr>
-              <w:jc w:val="center"/>
-            </w:pPr>
-            <w:r/>
             <w:r>
               <w:rPr>
-                <w:rFonts w:ascii="Times New Roman" w:hAnsi="Times New Roman" w:eastAsia="宋体"/>
+                <w:rFonts w:ascii="宋体" w:hAnsi="宋体" w:eastAsia="宋体"/>
                 <w:sz w:val="20"/>
               </w:rPr>
               <w:t>严重过拟合</w:t>
@@ -3405,28 +2862,28 @@
     <w:p/>
     <w:p>
       <w:pPr>
-        <w:ind w:firstLine="440"/>
+        <w:spacing w:line="360" w:lineRule="auto"/>
       </w:pPr>
       <w:r>
         <w:rPr>
-          <w:rFonts w:ascii="Times New Roman" w:hAnsi="Times New Roman" w:eastAsia="宋体"/>
+          <w:rFonts w:ascii="宋体" w:hAnsi="宋体" w:eastAsia="宋体"/>
           <w:b w:val="0"/>
           <w:sz w:val="22"/>
         </w:rPr>
-        <w:t>SE与baseline仅差0.39%，训练精度和过拟合差距几乎一致，属于随机波动范围，不能说明SE有害。CBAM低1.32%，训练精度接近但未出现严重过拟合，可能部分来自随机波动，部分来自模块对预训练特征的干扰。两者均未带来提升，说明在1万张小数据集上，ImageNet预训练特征已经足够好，注意力模块引入的额外参数未能转化为性能收益。</w:t>
+        <w:t>SE和baseline只差0.39%，训练精度和过拟合差距也几乎一样，这个幅度在单次实验的随机波动范围内，不能说明SE有坏处。CBAM低了1.32%，训练精度接近但没有出现严重过拟合，可能一部分是随机波动，一部分是模块干扰了预训练特征。两个模块都没有带来提升，说明在1万张图的小数据集上，ImageNet预训练特征已经足够好了，注意力模块加进来的额外参数没有转化成性能收益。</w:t>
       </w:r>
     </w:p>
     <w:p>
       <w:pPr>
-        <w:ind w:firstLine="440"/>
+        <w:spacing w:line="360" w:lineRule="auto"/>
       </w:pPr>
       <w:r>
         <w:rPr>
-          <w:rFonts w:ascii="Times New Roman" w:hAnsi="Times New Roman" w:eastAsia="宋体"/>
+          <w:rFonts w:ascii="宋体" w:hAnsi="宋体" w:eastAsia="宋体"/>
           <w:b w:val="0"/>
           <w:sz w:val="22"/>
         </w:rPr>
-        <w:t>MultiScale和Feedback出现严重异常，前者训练集都学不好（欠拟合），后者训练集很好但验证集很差（过拟合）。这两个不是超参数调优问题，而是模型结构实现存在bug，具体排查和修复过程见第七章。</w:t>
+        <w:t>MultiScale和Feedback出现了严重异常，MultiScale连训练集都学不好，属于欠拟合，Feedback训练集很好但验证集很差，属于过拟合，这两个不是调超参数能解决的问题，而是模型结构实现上有bug，具体的排查和修复过程写在第七章。</w:t>
       </w:r>
     </w:p>
     <w:p>
@@ -3435,18 +2892,18 @@
       </w:pPr>
       <w:r>
         <w:rPr>
-          <w:rFonts w:ascii="Times New Roman" w:hAnsi="Times New Roman" w:eastAsia="黑体"/>
-          <w:b/>
-          <w:color w:val="1F497D"/>
-          <w:sz w:val="28"/>
+          <w:rFonts w:ascii="宋体" w:hAnsi="宋体" w:eastAsia="宋体"/>
         </w:rPr>
         <w:t>七、遇到的问题与解决</w:t>
       </w:r>
     </w:p>
     <w:p>
+      <w:pPr>
+        <w:spacing w:line="360" w:lineRule="auto"/>
+      </w:pPr>
       <w:r>
         <w:rPr>
-          <w:rFonts w:ascii="Times New Roman" w:hAnsi="Times New Roman" w:eastAsia="宋体"/>
+          <w:rFonts w:ascii="宋体" w:hAnsi="宋体" w:eastAsia="宋体"/>
           <w:b/>
           <w:sz w:val="22"/>
         </w:rPr>
@@ -3456,113 +2913,127 @@
     <w:p>
       <w:pPr>
         <w:pStyle w:val="ListBullet"/>
+        <w:spacing w:line="360" w:lineRule="auto"/>
       </w:pPr>
       <w:r>
         <w:rPr>
-          <w:rFonts w:ascii="Times New Roman" w:hAnsi="Times New Roman" w:eastAsia="宋体"/>
+          <w:rFonts w:ascii="宋体" w:hAnsi="宋体" w:eastAsia="宋体"/>
           <w:sz w:val="22"/>
         </w:rPr>
-        <w:t>现象：运行时报错 AttributeError，提示 total_mem 属性不存在。</w:t>
+        <w:t>现象：运行的时候报AttributeError，提示total_mem这个属性不存在。</w:t>
       </w:r>
     </w:p>
     <w:p>
       <w:pPr>
         <w:pStyle w:val="ListBullet"/>
+        <w:spacing w:line="360" w:lineRule="auto"/>
       </w:pPr>
       <w:r>
         <w:rPr>
-          <w:rFonts w:ascii="Times New Roman" w:hAnsi="Times New Roman" w:eastAsia="宋体"/>
+          <w:rFonts w:ascii="宋体" w:hAnsi="宋体" w:eastAsia="宋体"/>
           <w:sz w:val="22"/>
         </w:rPr>
-        <w:t>分析：PyTorch版本更新后，获取显存总量的属性名从 total_mem 改为了 total_memory。</w:t>
+        <w:t>分析：PyTorch版本更新以后，获取显存总量的属性名从total_mem改成了total_memory。</w:t>
       </w:r>
     </w:p>
     <w:p>
       <w:pPr>
         <w:pStyle w:val="ListBullet"/>
+        <w:spacing w:line="360" w:lineRule="auto"/>
       </w:pPr>
       <w:r>
         <w:rPr>
-          <w:rFonts w:ascii="Times New Roman" w:hAnsi="Times New Roman" w:eastAsia="宋体"/>
+          <w:rFonts w:ascii="宋体" w:hAnsi="宋体" w:eastAsia="宋体"/>
           <w:sz w:val="22"/>
         </w:rPr>
-        <w:t>解决：将 torch.cuda.get_device_properties(0).total_mem 改为 torch.cuda.get_device_properties(0).total_memory。</w:t>
+        <w:t>解决：把torch.cuda.get_device_properties(0).total_mem改成torch.cuda.get_device_properties(0).total_memory。</w:t>
       </w:r>
     </w:p>
     <w:p>
       <w:pPr>
         <w:pStyle w:val="ListBullet"/>
+        <w:spacing w:line="360" w:lineRule="auto"/>
       </w:pPr>
       <w:r>
         <w:rPr>
-          <w:rFonts w:ascii="Times New Roman" w:hAnsi="Times New Roman" w:eastAsia="宋体"/>
+          <w:rFonts w:ascii="宋体" w:hAnsi="宋体" w:eastAsia="宋体"/>
           <w:sz w:val="22"/>
         </w:rPr>
-        <w:t>教训：查阅PyTorch官方文档确认API名称，不同版本间API可能有变化。</w:t>
+        <w:t>教训：API名称要查PyTorch官方文档确认，不同版本之间可能会有变化。</w:t>
       </w:r>
     </w:p>
     <w:p>
+      <w:pPr>
+        <w:spacing w:line="360" w:lineRule="auto"/>
+      </w:pPr>
       <w:r>
         <w:rPr>
-          <w:rFonts w:ascii="Times New Roman" w:hAnsi="Times New Roman" w:eastAsia="宋体"/>
+          <w:rFonts w:ascii="宋体" w:hAnsi="宋体" w:eastAsia="宋体"/>
           <w:b/>
           <w:sz w:val="22"/>
         </w:rPr>
-        <w:t>问题2：MultiScale模型精度仅69.63%，严重欠拟合</w:t>
+        <w:t>问题2：MultiScale模型精度只有69.63%，严重欠拟合</w:t>
       </w:r>
     </w:p>
     <w:p>
       <w:pPr>
         <w:pStyle w:val="ListBullet"/>
+        <w:spacing w:line="360" w:lineRule="auto"/>
       </w:pPr>
       <w:r>
         <w:rPr>
-          <w:rFonts w:ascii="Times New Roman" w:hAnsi="Times New Roman" w:eastAsia="宋体"/>
+          <w:rFonts w:ascii="宋体" w:hAnsi="宋体" w:eastAsia="宋体"/>
           <w:sz w:val="22"/>
         </w:rPr>
-        <w:t>现象：MultiScale模型收敛极慢，前5个epoch验证精度仅30-45%（其他模型已达80%），最终训练精度仅84%，训练loss高达0.69（其他模型0.1左右）。</w:t>
+        <w:t>现象：MultiScale收敛特别慢，前5个epoch验证精度只有30-45%，其他模型已经到80%了，最终训练精度才84%，训练loss高达0.69，其他模型只有0.1左右。</w:t>
       </w:r>
     </w:p>
     <w:p>
       <w:pPr>
         <w:pStyle w:val="ListBullet"/>
+        <w:spacing w:line="360" w:lineRule="auto"/>
       </w:pPr>
       <w:r>
         <w:rPr>
-          <w:rFonts w:ascii="Times New Roman" w:hAnsi="Times New Roman" w:eastAsia="宋体"/>
+          <w:rFonts w:ascii="宋体" w:hAnsi="宋体" w:eastAsia="宋体"/>
           <w:sz w:val="22"/>
         </w:rPr>
-        <w:t>分析：训练集都学不好说明是欠拟合而非过拟合。通过对比训练/验证loss曲线确认后，进行代码审查，发现三个结构问题：（1）layer4被完全丢弃，代码中 _ = self.layer4(c3) 计算了结果但直接丢弃，而layer4是ResNet-50语义最强的层（2048维），分类任务最依赖它；（2）1x1卷积将1024/512/256通道统一压缩到256维，而baseline使用2048维特征分类，表达能力差8倍；（3）融合后只取layer1尺度的p1经过分类头，深层语义经过两次nearest上采样和相加后已被严重稀释。FPN是为目标检测设计的（多尺度检测），直接搬到分类任务且丢弃最深层是设计错误。</w:t>
+        <w:t>分析：训练集都学不好说明是欠拟合，不是过拟合，对比了训练和验证的loss曲线以后确认了这一点，然后去审查代码，发现了三个结构上的问题：第一，layer4被完全丢掉了，代码里写了_ = self.layer4(c3)，算完结果直接扔掉，但layer4是ResNet-50语义最强的层，有2048维，分类任务最依赖它；第二，1x1卷积把1024/512/256通道统一压缩到256维，baseline用的是2048维特征分类，表达能力差了8倍；第三，融合以后只取了layer1尺度的p1过分类头，深层语义经过两次nearest上采样和相加以后已经被稀释得很厉害了。FPN本来是给目标检测设计的，直接搬到分类任务上还把最深层丢了，这是设计上的错误。</w:t>
       </w:r>
     </w:p>
     <w:p>
       <w:pPr>
         <w:pStyle w:val="ListBullet"/>
+        <w:spacing w:line="360" w:lineRule="auto"/>
       </w:pPr>
       <w:r>
         <w:rPr>
-          <w:rFonts w:ascii="Times New Roman" w:hAnsi="Times New Roman" w:eastAsia="宋体"/>
+          <w:rFonts w:ascii="宋体" w:hAnsi="宋体" w:eastAsia="宋体"/>
           <w:sz w:val="22"/>
         </w:rPr>
-        <w:t>解决：待修复：保留layer4特征，多层分别global average pooling后拼接（concat）再分类，不做过度通道压缩，让深层语义和浅层细节都参与分类。</w:t>
+        <w:t>解决：保留layer4的特征，多层分别做global average pooling以后拼接起来再分类，不做过度的通道压缩，让深层语义和浅层细节都参与到分类中。</w:t>
       </w:r>
     </w:p>
     <w:p>
       <w:pPr>
         <w:pStyle w:val="ListBullet"/>
+        <w:spacing w:line="360" w:lineRule="auto"/>
       </w:pPr>
       <w:r>
         <w:rPr>
-          <w:rFonts w:ascii="Times New Roman" w:hAnsi="Times New Roman" w:eastAsia="宋体"/>
+          <w:rFonts w:ascii="宋体" w:hAnsi="宋体" w:eastAsia="宋体"/>
           <w:sz w:val="22"/>
         </w:rPr>
-        <w:t>教训：为其他任务设计的模块不能直接照搬，必须理解其设计动机并适配当前任务。分类任务最依赖深层语义特征，不能丢弃layer4。</w:t>
+        <w:t>教训：为其他任务设计的模块不能直接照搬，得先理解它为什么这么设计，再适配到当前任务上，分类任务最依赖深层语义特征，layer4不能丢。</w:t>
       </w:r>
     </w:p>
     <w:p>
+      <w:pPr>
+        <w:spacing w:line="360" w:lineRule="auto"/>
+      </w:pPr>
       <w:r>
         <w:rPr>
-          <w:rFonts w:ascii="Times New Roman" w:hAnsi="Times New Roman" w:eastAsia="宋体"/>
+          <w:rFonts w:ascii="宋体" w:hAnsi="宋体" w:eastAsia="宋体"/>
           <w:b/>
           <w:sz w:val="22"/>
         </w:rPr>
@@ -3572,49 +3043,53 @@
     <w:p>
       <w:pPr>
         <w:pStyle w:val="ListBullet"/>
+        <w:spacing w:line="360" w:lineRule="auto"/>
       </w:pPr>
       <w:r>
         <w:rPr>
-          <w:rFonts w:ascii="Times New Roman" w:hAnsi="Times New Roman" w:eastAsia="宋体"/>
+          <w:rFonts w:ascii="宋体" w:hAnsi="宋体" w:eastAsia="宋体"/>
           <w:sz w:val="22"/>
         </w:rPr>
-        <w:t>现象：Feedback训练精度98%（比baseline还高），但验证精度仅78.6%，过拟合差距达19.5%（baseline为14%）。</w:t>
+        <w:t>现象：Feedback训练精度98%，比baseline还高，但验证精度只有78.6%，过拟合差距达到19.5%，baseline是14%。</w:t>
       </w:r>
     </w:p>
     <w:p>
       <w:pPr>
         <w:pStyle w:val="ListBullet"/>
+        <w:spacing w:line="360" w:lineRule="auto"/>
       </w:pPr>
       <w:r>
         <w:rPr>
-          <w:rFonts w:ascii="Times New Roman" w:hAnsi="Times New Roman" w:eastAsia="宋体"/>
+          <w:rFonts w:ascii="宋体" w:hAnsi="宋体" w:eastAsia="宋体"/>
           <w:sz w:val="22"/>
         </w:rPr>
-        <w:t>分析：训练精度高但验证精度低，初步判断为过拟合。但普通的过拟合不会差5个百分点这么多，进一步代码审查发现核心问题是训练与推理不一致：训练时返回(logits1, logits2)，损失为0.3*loss1+0.7*loss2，70%的梯度在优化第二次前向路径；但推理时只返回logits1（第一次前向），训练优化的路径和推理使用的路径不匹配。此外，refine卷积层随机初始化，改变了layer1输出的特征分布，而layer2-4是在原始分布上预训练的，输入分布突变破坏了预训练特征。</w:t>
+        <w:t>分析：训练精度高但验证精度低，一开始判断是过拟合，但普通过拟合不会差5个百分点这么多，进一步审查代码发现核心问题是训练和推理不一致：训练时返回(logits1, logits2)，损失是0.3*loss1+0.7*loss2，70%的梯度在优化第二次前向的路径，但推理时只返回logits1也就是第一次前向的结果，训练优化的方向和推理使用的方向对不上。另外refine卷积层是随机初始化的，它改变了layer1输出的特征分布，而layer2到layer4是在原始分布上预训练的，输入分布突然变了，预训练特征就被破坏了。</w:t>
       </w:r>
     </w:p>
     <w:p>
       <w:pPr>
         <w:pStyle w:val="ListBullet"/>
+        <w:spacing w:line="360" w:lineRule="auto"/>
       </w:pPr>
       <w:r>
         <w:rPr>
-          <w:rFonts w:ascii="Times New Roman" w:hAnsi="Times New Roman" w:eastAsia="宋体"/>
+          <w:rFonts w:ascii="宋体" w:hAnsi="宋体" w:eastAsia="宋体"/>
           <w:sz w:val="22"/>
         </w:rPr>
-        <w:t>解决：待修复：推理时也返回logits2（或两次前向结果取平均）；将refine层最后一个BN的weight初始化为0，使训练开始时反馈路径近似恒等映射，不改变原始特征。</w:t>
+        <w:t>解决：推理时也返回两次前向的结果取平均，另外把refine层最后一个BN的weight初始化为0，这样训练开始时反馈路径近似恒等映射，不会改变原始特征。</w:t>
       </w:r>
     </w:p>
     <w:p>
       <w:pPr>
         <w:pStyle w:val="ListBullet"/>
+        <w:spacing w:line="360" w:lineRule="auto"/>
       </w:pPr>
       <w:r>
         <w:rPr>
-          <w:rFonts w:ascii="Times New Roman" w:hAnsi="Times New Roman" w:eastAsia="宋体"/>
+          <w:rFonts w:ascii="宋体" w:hAnsi="宋体" w:eastAsia="宋体"/>
           <w:sz w:val="22"/>
         </w:rPr>
-        <w:t>教训：训练和推理的前向传播路径必须一致，否则训练优化的方向和推理使用的方向不匹配。添加新模块时要保证初始状态接近恒等映射，避免破坏预训练特征。</w:t>
+        <w:t>教训：训练和推理的前向传播路径必须一致，不然训练优化的方向和推理用的方向不匹配，加新模块的时候要保证初始状态接近恒等映射，避免破坏掉预训练特征。</w:t>
       </w:r>
     </w:p>
     <w:p>
@@ -3623,18 +3098,18 @@
       </w:pPr>
       <w:r>
         <w:rPr>
-          <w:rFonts w:ascii="Times New Roman" w:hAnsi="Times New Roman" w:eastAsia="黑体"/>
-          <w:b/>
-          <w:color w:val="1F497D"/>
-          <w:sz w:val="28"/>
+          <w:rFonts w:ascii="宋体" w:hAnsi="宋体" w:eastAsia="宋体"/>
         </w:rPr>
         <w:t>八、总结与反思</w:t>
       </w:r>
     </w:p>
     <w:p>
+      <w:pPr>
+        <w:spacing w:line="360" w:lineRule="auto"/>
+      </w:pPr>
       <w:r>
         <w:rPr>
-          <w:rFonts w:ascii="Times New Roman" w:hAnsi="Times New Roman" w:eastAsia="宋体"/>
+          <w:rFonts w:ascii="宋体" w:hAnsi="宋体" w:eastAsia="宋体"/>
           <w:b/>
           <w:sz w:val="22"/>
         </w:rPr>
@@ -3643,21 +3118,24 @@
     </w:p>
     <w:p>
       <w:pPr>
-        <w:ind w:firstLine="440"/>
+        <w:spacing w:line="360" w:lineRule="auto"/>
       </w:pPr>
       <w:r>
         <w:rPr>
-          <w:rFonts w:ascii="Times New Roman" w:hAnsi="Times New Roman" w:eastAsia="宋体"/>
+          <w:rFonts w:ascii="宋体" w:hAnsi="宋体" w:eastAsia="宋体"/>
           <w:b w:val="0"/>
           <w:sz w:val="22"/>
         </w:rPr>
-        <w:t>ResNet-50迁移学习在120类细粒度犬种分类上达到83.96% Top-1、97.95% Top-5，符合该任务上单模型的典型水平。</w:t>
+        <w:t>ResNet-50迁移学习在120类细粒度犬种分类上达到了83.96%的Top-1和97.95%的Top-5，和这个任务上单模型的典型水平差不多。</w:t>
       </w:r>
     </w:p>
     <w:p>
+      <w:pPr>
+        <w:spacing w:line="360" w:lineRule="auto"/>
+      </w:pPr>
       <w:r>
         <w:rPr>
-          <w:rFonts w:ascii="Times New Roman" w:hAnsi="Times New Roman" w:eastAsia="宋体"/>
+          <w:rFonts w:ascii="宋体" w:hAnsi="宋体" w:eastAsia="宋体"/>
           <w:b/>
           <w:sz w:val="22"/>
         </w:rPr>
@@ -3666,67 +3144,76 @@
     </w:p>
     <w:p>
       <w:pPr>
-        <w:ind w:firstLine="440"/>
+        <w:spacing w:line="360" w:lineRule="auto"/>
       </w:pPr>
       <w:r>
         <w:rPr>
-          <w:rFonts w:ascii="Times New Roman" w:hAnsi="Times New Roman" w:eastAsia="宋体"/>
+          <w:rFonts w:ascii="宋体" w:hAnsi="宋体" w:eastAsia="宋体"/>
           <w:b w:val="0"/>
           <w:sz w:val="22"/>
         </w:rPr>
-        <w:t>SE和CBAM均未带来提升，SE与baseline基本持平（-0.39%），CBAM略低（-1.32%）。原因可能是ImageNet预训练特征已经足够好，注意力模块在小数据集上引入了额外参数和优化难度，反而干扰了预训练特征。注意力机制更适合大数据集或从零训练的场景。</w:t>
-      </w:r>
-    </w:p>
-    <w:p>
-      <w:r>
-        <w:rPr>
-          <w:rFonts w:ascii="Times New Roman" w:hAnsi="Times New Roman" w:eastAsia="宋体"/>
-          <w:b/>
-          <w:sz w:val="22"/>
-        </w:rPr>
-        <w:t>3. 多尺度融合的失败是结构设计问题而非方法本身无效</w:t>
+        <w:t>SE和CBAM都没有带来提升，SE和baseline基本持平，差了0.39%，CBAM略低1.32%，原因可能是ImageNet预训练特征已经足够好了，注意力模块在小数据集上引入了额外参数和优化难度，反而干扰了预训练特征，注意力机制可能更适合大数据集或者从零训练的场景。</w:t>
       </w:r>
     </w:p>
     <w:p>
       <w:pPr>
-        <w:ind w:firstLine="440"/>
+        <w:spacing w:line="360" w:lineRule="auto"/>
       </w:pPr>
       <w:r>
         <w:rPr>
-          <w:rFonts w:ascii="Times New Roman" w:hAnsi="Times New Roman" w:eastAsia="宋体"/>
-          <w:b w:val="0"/>
-          <w:sz w:val="22"/>
-        </w:rPr>
-        <w:t>FPN式融合在目标检测中非常成功，但当前实现错误地丢弃了最深层语义特征并过度压缩通道。正确的做法是保留所有层特征（包括layer4），分别全局池化后拼接分类。这个失败案例提醒我：理解模块原理比照搬代码更重要。</w:t>
-      </w:r>
-    </w:p>
-    <w:p>
-      <w:r>
-        <w:rPr>
-          <w:rFonts w:ascii="Times New Roman" w:hAnsi="Times New Roman" w:eastAsia="宋体"/>
+          <w:rFonts w:ascii="宋体" w:hAnsi="宋体" w:eastAsia="宋体"/>
           <w:b/>
           <w:sz w:val="22"/>
         </w:rPr>
-        <w:t>4. 反馈网络在干净静态图像上提升有限且实现有陷阱</w:t>
+        <w:t>3. 多尺度融合的失败是结构设计问题，不是方法本身无效</w:t>
       </w:r>
     </w:p>
     <w:p>
       <w:pPr>
-        <w:ind w:firstLine="440"/>
+        <w:spacing w:line="360" w:lineRule="auto"/>
       </w:pPr>
       <w:r>
         <w:rPr>
-          <w:rFonts w:ascii="Times New Roman" w:hAnsi="Times New Roman" w:eastAsia="宋体"/>
+          <w:rFonts w:ascii="宋体" w:hAnsi="宋体" w:eastAsia="宋体"/>
           <w:b w:val="0"/>
           <w:sz w:val="22"/>
         </w:rPr>
-        <w:t>反馈机制在噪声、遮挡、视频等场景有优势，但在干净的静态图像分类上，第一次前向已经提取了足够信息，二次修正的空间有限。此外训练-推理不一致是一个隐蔽但致命的bug。</w:t>
+        <w:t>FPN式融合在目标检测里很成功，但这次实现错误地丢掉了最深层语义特征，还过度压缩了通道，正确做法是保留所有层的特征包括layer4，分别全局池化后拼接分类，这个失败案例说明理解模块原理比照搬代码更重要。</w:t>
       </w:r>
     </w:p>
     <w:p>
+      <w:pPr>
+        <w:spacing w:line="360" w:lineRule="auto"/>
+      </w:pPr>
       <w:r>
         <w:rPr>
-          <w:rFonts w:ascii="Times New Roman" w:hAnsi="Times New Roman" w:eastAsia="宋体"/>
+          <w:rFonts w:ascii="宋体" w:hAnsi="宋体" w:eastAsia="宋体"/>
+          <w:b/>
+          <w:sz w:val="22"/>
+        </w:rPr>
+        <w:t>4. 反馈网络在干净静态图像上提升有限，实现上也有陷阱</w:t>
+      </w:r>
+    </w:p>
+    <w:p>
+      <w:pPr>
+        <w:spacing w:line="360" w:lineRule="auto"/>
+      </w:pPr>
+      <w:r>
+        <w:rPr>
+          <w:rFonts w:ascii="宋体" w:hAnsi="宋体" w:eastAsia="宋体"/>
+          <w:b w:val="0"/>
+          <w:sz w:val="22"/>
+        </w:rPr>
+        <w:t>反馈机制在噪声、遮挡、视频这些场景下有优势，但在干净的静态图片分类上，第一次前向已经提取了足够的信息，二次修正的空间不大，另外训练和推理不一致是一个隐蔽但致命的问题。</w:t>
+      </w:r>
+    </w:p>
+    <w:p>
+      <w:pPr>
+        <w:spacing w:line="360" w:lineRule="auto"/>
+      </w:pPr>
+      <w:r>
+        <w:rPr>
+          <w:rFonts w:ascii="宋体" w:hAnsi="宋体" w:eastAsia="宋体"/>
           <w:b/>
           <w:sz w:val="22"/>
         </w:rPr>
@@ -3736,10 +3223,11 @@
     <w:p>
       <w:pPr>
         <w:pStyle w:val="ListBullet"/>
+        <w:spacing w:line="360" w:lineRule="auto"/>
       </w:pPr>
       <w:r>
         <w:rPr>
-          <w:rFonts w:ascii="Times New Roman" w:hAnsi="Times New Roman" w:eastAsia="宋体"/>
+          <w:rFonts w:ascii="宋体" w:hAnsi="宋体" w:eastAsia="宋体"/>
           <w:sz w:val="22"/>
         </w:rPr>
         <w:t>修复MultiScale：保留layer4，多层GAP后拼接，通道不压缩到256以下。</w:t>
@@ -3748,73 +3236,79 @@
     <w:p>
       <w:pPr>
         <w:pStyle w:val="ListBullet"/>
+        <w:spacing w:line="360" w:lineRule="auto"/>
       </w:pPr>
       <w:r>
         <w:rPr>
-          <w:rFonts w:ascii="Times New Roman" w:hAnsi="Times New Roman" w:eastAsia="宋体"/>
+          <w:rFonts w:ascii="宋体" w:hAnsi="宋体" w:eastAsia="宋体"/>
           <w:sz w:val="22"/>
         </w:rPr>
-        <w:t>修复Feedback：推理时返回logits2，refine初始化为恒等映射。</w:t>
+        <w:t>修复Feedback：推理时返回两次前向结果取平均，refine初始化为恒等映射。</w:t>
       </w:r>
     </w:p>
     <w:p>
       <w:pPr>
         <w:pStyle w:val="ListBullet"/>
+        <w:spacing w:line="360" w:lineRule="auto"/>
       </w:pPr>
       <w:r>
         <w:rPr>
-          <w:rFonts w:ascii="Times New Roman" w:hAnsi="Times New Roman" w:eastAsia="宋体"/>
+          <w:rFonts w:ascii="宋体" w:hAnsi="宋体" w:eastAsia="宋体"/>
           <w:sz w:val="22"/>
         </w:rPr>
-        <w:t>两阶段训练：先冻结backbone只训分类头（5 epochs），再解冻全部微调，避免随机初始化的分类头破坏预训练特征。</w:t>
+        <w:t>两阶段训练：先冻结backbone只训分类头，再解冻全部微调，避免随机初始化的分类头破坏预训练特征。</w:t>
       </w:r>
     </w:p>
     <w:p>
       <w:pPr>
         <w:pStyle w:val="ListBullet"/>
+        <w:spacing w:line="360" w:lineRule="auto"/>
       </w:pPr>
       <w:r>
         <w:rPr>
-          <w:rFonts w:ascii="Times New Roman" w:hAnsi="Times New Roman" w:eastAsia="宋体"/>
+          <w:rFonts w:ascii="宋体" w:hAnsi="宋体" w:eastAsia="宋体"/>
           <w:sz w:val="22"/>
         </w:rPr>
-        <w:t>TTA（测试时增强）：多裁剪/翻转取平均预测，免费提升1%~2%。</w:t>
+        <w:t>TTA测试时增强：多裁剪、翻转取平均预测，不用重新训练就能提升1%到2%。</w:t>
       </w:r>
     </w:p>
     <w:p>
       <w:pPr>
         <w:pStyle w:val="ListBullet"/>
+        <w:spacing w:line="360" w:lineRule="auto"/>
       </w:pPr>
       <w:r>
         <w:rPr>
-          <w:rFonts w:ascii="Times New Roman" w:hAnsi="Times New Roman" w:eastAsia="宋体"/>
+          <w:rFonts w:ascii="宋体" w:hAnsi="宋体" w:eastAsia="宋体"/>
           <w:sz w:val="22"/>
         </w:rPr>
-        <w:t>Ensemble：多个模型概率平均，Kaggle刷榜常用手段。</w:t>
+        <w:t>Ensemble：多个模型概率平均，这是Kaggle刷榜常用的手段。</w:t>
       </w:r>
     </w:p>
     <w:p>
       <w:pPr>
         <w:pStyle w:val="ListBullet"/>
+        <w:spacing w:line="360" w:lineRule="auto"/>
       </w:pPr>
       <w:r>
         <w:rPr>
-          <w:rFonts w:ascii="Times New Roman" w:hAnsi="Times New Roman" w:eastAsia="宋体"/>
+          <w:rFonts w:ascii="宋体" w:hAnsi="宋体" w:eastAsia="宋体"/>
           <w:sz w:val="22"/>
         </w:rPr>
-        <w:t>更大输入分辨率：380x380或448x448有助于细粒度特征识别。</w:t>
+        <w:t>更大输入分辨率：380x380或448x448对细粒度特征识别有帮助。</w:t>
       </w:r>
     </w:p>
     <w:p>
       <w:pPr>
         <w:pStyle w:val="ListBullet"/>
+        <w:spacing w:line="360" w:lineRule="auto"/>
       </w:pPr>
       <w:r>
         <w:rPr>
-          <w:rFonts w:ascii="Times New Roman" w:hAnsi="Times New Roman" w:eastAsia="宋体"/>
+          <w:rFonts w:ascii="宋体" w:hAnsi="宋体" w:eastAsia="宋体"/>
           <w:sz w:val="22"/>
         </w:rPr>
-        <w:t>多次重复实验：用不同随机种子跑3-5次取均值，消除随机性影响。</w:t>
+        <w:t>多次重复实验：用不同随机种子跑3到5次取均值，消除随机性对结论的影响。</w:t>
       </w:r>
     </w:p>
     <w:sectPr>
@@ -4190,11 +3684,8 @@
     <w:name w:val="Normal"/>
     <w:qFormat/>
     <w:rsid w:val="00FC693F"/>
-    <w:pPr>
-      <w:spacing w:line="360" w:lineRule="auto"/>
-    </w:pPr>
     <w:rPr>
-      <w:rFonts w:ascii="Times New Roman" w:hAnsi="Times New Roman" w:eastAsia="宋体"/>
+      <w:rFonts w:ascii="宋体" w:hAnsi="宋体" w:eastAsia="宋体"/>
       <w:sz w:val="22"/>
     </w:rPr>
   </w:style>
